--- a/Docker_Перепёлкина.docx
+++ b/Docker_Перепёлкина.docx
@@ -121,7 +121,7 @@
                     <pic:cNvPicPr/>
                   </pic:nvPicPr>
                   <pic:blipFill>
-                    <a:blip r:embed="rId6" cstate="print"/>
+                    <a:blip r:embed="rId7" cstate="print"/>
                     <a:stretch>
                       <a:fillRect/>
                     </a:stretch>
@@ -185,7 +185,7 @@
                     <pic:cNvPicPr/>
                   </pic:nvPicPr>
                   <pic:blipFill>
-                    <a:blip r:embed="rId7" cstate="print"/>
+                    <a:blip r:embed="rId8" cstate="print"/>
                     <a:stretch>
                       <a:fillRect/>
                     </a:stretch>
@@ -235,7 +235,7 @@
                     <pic:cNvPicPr/>
                   </pic:nvPicPr>
                   <pic:blipFill>
-                    <a:blip r:embed="rId8" cstate="print"/>
+                    <a:blip r:embed="rId9" cstate="print"/>
                     <a:stretch>
                       <a:fillRect/>
                     </a:stretch>
@@ -298,7 +298,7 @@
                     <pic:cNvPicPr/>
                   </pic:nvPicPr>
                   <pic:blipFill>
-                    <a:blip r:embed="rId9" cstate="print"/>
+                    <a:blip r:embed="rId10" cstate="print"/>
                     <a:stretch>
                       <a:fillRect/>
                     </a:stretch>
@@ -348,7 +348,7 @@
                     </pic:cNvPicPr>
                   </pic:nvPicPr>
                   <pic:blipFill>
-                    <a:blip r:embed="rId10" cstate="print"/>
+                    <a:blip r:embed="rId11" cstate="print"/>
                     <a:srcRect/>
                     <a:stretch>
                       <a:fillRect/>
@@ -407,7 +407,7 @@
                     </pic:cNvPicPr>
                   </pic:nvPicPr>
                   <pic:blipFill>
-                    <a:blip r:embed="rId11" cstate="print"/>
+                    <a:blip r:embed="rId12" cstate="print"/>
                     <a:srcRect/>
                     <a:stretch>
                       <a:fillRect/>
@@ -468,7 +468,7 @@
                     </pic:cNvPicPr>
                   </pic:nvPicPr>
                   <pic:blipFill>
-                    <a:blip r:embed="rId12" cstate="print"/>
+                    <a:blip r:embed="rId13" cstate="print"/>
                     <a:srcRect/>
                     <a:stretch>
                       <a:fillRect/>
@@ -528,7 +528,7 @@
                     </pic:cNvPicPr>
                   </pic:nvPicPr>
                   <pic:blipFill>
-                    <a:blip r:embed="rId13" cstate="print"/>
+                    <a:blip r:embed="rId14" cstate="print"/>
                     <a:srcRect/>
                     <a:stretch>
                       <a:fillRect/>
@@ -586,7 +586,7 @@
                     </pic:cNvPicPr>
                   </pic:nvPicPr>
                   <pic:blipFill>
-                    <a:blip r:embed="rId14" cstate="print"/>
+                    <a:blip r:embed="rId15" cstate="print"/>
                     <a:srcRect/>
                     <a:stretch>
                       <a:fillRect/>
@@ -650,7 +650,7 @@
                     </pic:cNvPicPr>
                   </pic:nvPicPr>
                   <pic:blipFill>
-                    <a:blip r:embed="rId15" cstate="print"/>
+                    <a:blip r:embed="rId16" cstate="print"/>
                     <a:srcRect t="61033"/>
                     <a:stretch>
                       <a:fillRect/>
@@ -715,7 +715,7 @@
                     </pic:cNvPicPr>
                   </pic:nvPicPr>
                   <pic:blipFill>
-                    <a:blip r:embed="rId16" cstate="print"/>
+                    <a:blip r:embed="rId17" cstate="print"/>
                     <a:srcRect/>
                     <a:stretch>
                       <a:fillRect/>
@@ -773,7 +773,7 @@
                     </pic:cNvPicPr>
                   </pic:nvPicPr>
                   <pic:blipFill>
-                    <a:blip r:embed="rId17" cstate="print"/>
+                    <a:blip r:embed="rId18" cstate="print"/>
                     <a:srcRect/>
                     <a:stretch>
                       <a:fillRect/>
@@ -833,7 +833,7 @@
                     </pic:cNvPicPr>
                   </pic:nvPicPr>
                   <pic:blipFill>
-                    <a:blip r:embed="rId18" cstate="print"/>
+                    <a:blip r:embed="rId19" cstate="print"/>
                     <a:srcRect/>
                     <a:stretch>
                       <a:fillRect/>
@@ -905,7 +905,7 @@
                     </pic:cNvPicPr>
                   </pic:nvPicPr>
                   <pic:blipFill>
-                    <a:blip r:embed="rId19" cstate="print"/>
+                    <a:blip r:embed="rId20" cstate="print"/>
                     <a:srcRect/>
                     <a:stretch>
                       <a:fillRect/>
@@ -963,7 +963,7 @@
                     </pic:cNvPicPr>
                   </pic:nvPicPr>
                   <pic:blipFill>
-                    <a:blip r:embed="rId20" cstate="print"/>
+                    <a:blip r:embed="rId21" cstate="print"/>
                     <a:srcRect/>
                     <a:stretch>
                       <a:fillRect/>
@@ -1022,7 +1022,7 @@
                     </pic:cNvPicPr>
                   </pic:nvPicPr>
                   <pic:blipFill>
-                    <a:blip r:embed="rId21" cstate="print"/>
+                    <a:blip r:embed="rId22" cstate="print"/>
                     <a:srcRect/>
                     <a:stretch>
                       <a:fillRect/>
@@ -1064,8 +1064,8 @@
         </w:rPr>
         <w:drawing>
           <wp:inline distT="0" distB="0" distL="0" distR="0">
-            <wp:extent cx="4867275" cy="1313815"/>
-            <wp:effectExtent l="19050" t="0" r="9525" b="0"/>
+            <wp:extent cx="4107677" cy="1108778"/>
+            <wp:effectExtent l="19050" t="0" r="7123" b="0"/>
             <wp:docPr id="37" name="Рисунок 37"/>
             <wp:cNvGraphicFramePr>
               <a:graphicFrameLocks xmlns:a="http://schemas.openxmlformats.org/drawingml/2006/main" noChangeAspect="1"/>
@@ -1080,16 +1080,16 @@
                     </pic:cNvPicPr>
                   </pic:nvPicPr>
                   <pic:blipFill>
-                    <a:blip r:embed="rId22" cstate="print"/>
-                    <a:srcRect/>
-                    <a:stretch>
-                      <a:fillRect/>
-                    </a:stretch>
-                  </pic:blipFill>
-                  <pic:spPr bwMode="auto">
-                    <a:xfrm>
-                      <a:off x="0" y="0"/>
-                      <a:ext cx="4867275" cy="1313815"/>
+                    <a:blip r:embed="rId23" cstate="print"/>
+                    <a:srcRect/>
+                    <a:stretch>
+                      <a:fillRect/>
+                    </a:stretch>
+                  </pic:blipFill>
+                  <pic:spPr bwMode="auto">
+                    <a:xfrm>
+                      <a:off x="0" y="0"/>
+                      <a:ext cx="4113469" cy="1110341"/>
                     </a:xfrm>
                     <a:prstGeom prst="rect">
                       <a:avLst/>
@@ -1120,12 +1120,852 @@
           <w:noProof/>
           <w:lang w:eastAsia="ru-RU"/>
         </w:rPr>
+        <w:drawing>
+          <wp:inline distT="0" distB="0" distL="0" distR="0">
+            <wp:extent cx="3745542" cy="3196424"/>
+            <wp:effectExtent l="19050" t="0" r="7308" b="0"/>
+            <wp:docPr id="40" name="Рисунок 40"/>
+            <wp:cNvGraphicFramePr>
+              <a:graphicFrameLocks xmlns:a="http://schemas.openxmlformats.org/drawingml/2006/main" noChangeAspect="1"/>
+            </wp:cNvGraphicFramePr>
+            <a:graphic xmlns:a="http://schemas.openxmlformats.org/drawingml/2006/main">
+              <a:graphicData uri="http://schemas.openxmlformats.org/drawingml/2006/picture">
+                <pic:pic xmlns:pic="http://schemas.openxmlformats.org/drawingml/2006/picture">
+                  <pic:nvPicPr>
+                    <pic:cNvPr id="0" name="Picture 40"/>
+                    <pic:cNvPicPr>
+                      <a:picLocks noChangeAspect="1" noChangeArrowheads="1"/>
+                    </pic:cNvPicPr>
+                  </pic:nvPicPr>
+                  <pic:blipFill>
+                    <a:blip r:embed="rId24" cstate="print"/>
+                    <a:srcRect/>
+                    <a:stretch>
+                      <a:fillRect/>
+                    </a:stretch>
+                  </pic:blipFill>
+                  <pic:spPr bwMode="auto">
+                    <a:xfrm>
+                      <a:off x="0" y="0"/>
+                      <a:ext cx="3748299" cy="3198777"/>
+                    </a:xfrm>
+                    <a:prstGeom prst="rect">
+                      <a:avLst/>
+                    </a:prstGeom>
+                    <a:noFill/>
+                    <a:ln w="9525">
+                      <a:noFill/>
+                      <a:miter lim="800000"/>
+                      <a:headEnd/>
+                      <a:tailEnd/>
+                    </a:ln>
+                  </pic:spPr>
+                </pic:pic>
+              </a:graphicData>
+            </a:graphic>
+          </wp:inline>
+        </w:drawing>
+      </w:r>
+    </w:p>
+    <w:p>
+      <w:pPr>
+        <w:pStyle w:val="3"/>
+        <w:rPr>
+          <w:lang w:val="en-US"/>
+        </w:rPr>
+      </w:pPr>
+      <w:r>
         <w:lastRenderedPageBreak/>
-        <w:drawing>
-          <wp:inline distT="0" distB="0" distL="0" distR="0">
-            <wp:extent cx="5940425" cy="5069525"/>
+        <w:t>Создание снимка</w:t>
+      </w:r>
+    </w:p>
+    <w:p>
+      <w:r>
+        <w:t>Переходим в снимки</w:t>
+      </w:r>
+    </w:p>
+    <w:p>
+      <w:r>
+        <w:rPr>
+          <w:noProof/>
+          <w:lang w:eastAsia="ru-RU"/>
+        </w:rPr>
+        <w:drawing>
+          <wp:inline distT="0" distB="0" distL="0" distR="0">
+            <wp:extent cx="4966418" cy="3097732"/>
+            <wp:effectExtent l="19050" t="0" r="5632" b="0"/>
+            <wp:docPr id="5" name="Рисунок 1"/>
+            <wp:cNvGraphicFramePr>
+              <a:graphicFrameLocks xmlns:a="http://schemas.openxmlformats.org/drawingml/2006/main" noChangeAspect="1"/>
+            </wp:cNvGraphicFramePr>
+            <a:graphic xmlns:a="http://schemas.openxmlformats.org/drawingml/2006/main">
+              <a:graphicData uri="http://schemas.openxmlformats.org/drawingml/2006/picture">
+                <pic:pic xmlns:pic="http://schemas.openxmlformats.org/drawingml/2006/picture">
+                  <pic:nvPicPr>
+                    <pic:cNvPr id="0" name="Picture 1"/>
+                    <pic:cNvPicPr>
+                      <a:picLocks noChangeAspect="1" noChangeArrowheads="1"/>
+                    </pic:cNvPicPr>
+                  </pic:nvPicPr>
+                  <pic:blipFill>
+                    <a:blip r:embed="rId25" cstate="print"/>
+                    <a:srcRect/>
+                    <a:stretch>
+                      <a:fillRect/>
+                    </a:stretch>
+                  </pic:blipFill>
+                  <pic:spPr bwMode="auto">
+                    <a:xfrm>
+                      <a:off x="0" y="0"/>
+                      <a:ext cx="4966347" cy="3097688"/>
+                    </a:xfrm>
+                    <a:prstGeom prst="rect">
+                      <a:avLst/>
+                    </a:prstGeom>
+                    <a:noFill/>
+                    <a:ln w="9525">
+                      <a:noFill/>
+                      <a:miter lim="800000"/>
+                      <a:headEnd/>
+                      <a:tailEnd/>
+                    </a:ln>
+                  </pic:spPr>
+                </pic:pic>
+              </a:graphicData>
+            </a:graphic>
+          </wp:inline>
+        </w:drawing>
+      </w:r>
+    </w:p>
+    <w:p>
+      <w:r>
+        <w:t>Создаем снимок</w:t>
+      </w:r>
+    </w:p>
+    <w:p>
+      <w:r>
+        <w:rPr>
+          <w:noProof/>
+          <w:lang w:eastAsia="ru-RU"/>
+        </w:rPr>
+        <w:drawing>
+          <wp:inline distT="0" distB="0" distL="0" distR="0">
+            <wp:extent cx="4179239" cy="4990214"/>
+            <wp:effectExtent l="19050" t="0" r="0" b="0"/>
+            <wp:docPr id="11" name="Рисунок 4"/>
+            <wp:cNvGraphicFramePr>
+              <a:graphicFrameLocks xmlns:a="http://schemas.openxmlformats.org/drawingml/2006/main" noChangeAspect="1"/>
+            </wp:cNvGraphicFramePr>
+            <a:graphic xmlns:a="http://schemas.openxmlformats.org/drawingml/2006/main">
+              <a:graphicData uri="http://schemas.openxmlformats.org/drawingml/2006/picture">
+                <pic:pic xmlns:pic="http://schemas.openxmlformats.org/drawingml/2006/picture">
+                  <pic:nvPicPr>
+                    <pic:cNvPr id="0" name="Picture 4"/>
+                    <pic:cNvPicPr>
+                      <a:picLocks noChangeAspect="1" noChangeArrowheads="1"/>
+                    </pic:cNvPicPr>
+                  </pic:nvPicPr>
+                  <pic:blipFill>
+                    <a:blip r:embed="rId26" cstate="print"/>
+                    <a:srcRect/>
+                    <a:stretch>
+                      <a:fillRect/>
+                    </a:stretch>
+                  </pic:blipFill>
+                  <pic:spPr bwMode="auto">
+                    <a:xfrm>
+                      <a:off x="0" y="0"/>
+                      <a:ext cx="4189701" cy="5002706"/>
+                    </a:xfrm>
+                    <a:prstGeom prst="rect">
+                      <a:avLst/>
+                    </a:prstGeom>
+                    <a:noFill/>
+                    <a:ln w="9525">
+                      <a:noFill/>
+                      <a:miter lim="800000"/>
+                      <a:headEnd/>
+                      <a:tailEnd/>
+                    </a:ln>
+                  </pic:spPr>
+                </pic:pic>
+              </a:graphicData>
+            </a:graphic>
+          </wp:inline>
+        </w:drawing>
+      </w:r>
+    </w:p>
+    <w:p>
+      <w:r>
+        <w:lastRenderedPageBreak/>
+        <w:t>Видим что появился снимок</w:t>
+      </w:r>
+    </w:p>
+    <w:p>
+      <w:pPr>
+        <w:rPr>
+          <w:lang w:val="en-US"/>
+        </w:rPr>
+      </w:pPr>
+      <w:r>
+        <w:rPr>
+          <w:noProof/>
+          <w:lang w:eastAsia="ru-RU"/>
+        </w:rPr>
+        <w:drawing>
+          <wp:inline distT="0" distB="0" distL="0" distR="0">
+            <wp:extent cx="5923915" cy="1375410"/>
+            <wp:effectExtent l="19050" t="0" r="635" b="0"/>
+            <wp:docPr id="14" name="Рисунок 10"/>
+            <wp:cNvGraphicFramePr>
+              <a:graphicFrameLocks xmlns:a="http://schemas.openxmlformats.org/drawingml/2006/main" noChangeAspect="1"/>
+            </wp:cNvGraphicFramePr>
+            <a:graphic xmlns:a="http://schemas.openxmlformats.org/drawingml/2006/main">
+              <a:graphicData uri="http://schemas.openxmlformats.org/drawingml/2006/picture">
+                <pic:pic xmlns:pic="http://schemas.openxmlformats.org/drawingml/2006/picture">
+                  <pic:nvPicPr>
+                    <pic:cNvPr id="0" name="Picture 10"/>
+                    <pic:cNvPicPr>
+                      <a:picLocks noChangeAspect="1" noChangeArrowheads="1"/>
+                    </pic:cNvPicPr>
+                  </pic:nvPicPr>
+                  <pic:blipFill>
+                    <a:blip r:embed="rId27" cstate="print"/>
+                    <a:srcRect/>
+                    <a:stretch>
+                      <a:fillRect/>
+                    </a:stretch>
+                  </pic:blipFill>
+                  <pic:spPr bwMode="auto">
+                    <a:xfrm>
+                      <a:off x="0" y="0"/>
+                      <a:ext cx="5923915" cy="1375410"/>
+                    </a:xfrm>
+                    <a:prstGeom prst="rect">
+                      <a:avLst/>
+                    </a:prstGeom>
+                    <a:noFill/>
+                    <a:ln w="9525">
+                      <a:noFill/>
+                      <a:miter lim="800000"/>
+                      <a:headEnd/>
+                      <a:tailEnd/>
+                    </a:ln>
+                  </pic:spPr>
+                </pic:pic>
+              </a:graphicData>
+            </a:graphic>
+          </wp:inline>
+        </w:drawing>
+      </w:r>
+    </w:p>
+    <w:p>
+      <w:r>
+        <w:t>Изменяем что то в системе (прописываем несколько команд)</w:t>
+      </w:r>
+    </w:p>
+    <w:p>
+      <w:pPr>
+        <w:rPr>
+          <w:lang w:val="en-US"/>
+        </w:rPr>
+      </w:pPr>
+      <w:r>
+        <w:rPr>
+          <w:noProof/>
+          <w:lang w:eastAsia="ru-RU"/>
+        </w:rPr>
+        <w:drawing>
+          <wp:inline distT="0" distB="0" distL="0" distR="0">
+            <wp:extent cx="5940425" cy="2146779"/>
             <wp:effectExtent l="19050" t="0" r="3175" b="0"/>
-            <wp:docPr id="40" name="Рисунок 40"/>
+            <wp:docPr id="15" name="Рисунок 13"/>
+            <wp:cNvGraphicFramePr>
+              <a:graphicFrameLocks xmlns:a="http://schemas.openxmlformats.org/drawingml/2006/main" noChangeAspect="1"/>
+            </wp:cNvGraphicFramePr>
+            <a:graphic xmlns:a="http://schemas.openxmlformats.org/drawingml/2006/main">
+              <a:graphicData uri="http://schemas.openxmlformats.org/drawingml/2006/picture">
+                <pic:pic xmlns:pic="http://schemas.openxmlformats.org/drawingml/2006/picture">
+                  <pic:nvPicPr>
+                    <pic:cNvPr id="0" name="Picture 13"/>
+                    <pic:cNvPicPr>
+                      <a:picLocks noChangeAspect="1" noChangeArrowheads="1"/>
+                    </pic:cNvPicPr>
+                  </pic:nvPicPr>
+                  <pic:blipFill>
+                    <a:blip r:embed="rId28" cstate="print"/>
+                    <a:srcRect/>
+                    <a:stretch>
+                      <a:fillRect/>
+                    </a:stretch>
+                  </pic:blipFill>
+                  <pic:spPr bwMode="auto">
+                    <a:xfrm>
+                      <a:off x="0" y="0"/>
+                      <a:ext cx="5940425" cy="2146779"/>
+                    </a:xfrm>
+                    <a:prstGeom prst="rect">
+                      <a:avLst/>
+                    </a:prstGeom>
+                    <a:noFill/>
+                    <a:ln w="9525">
+                      <a:noFill/>
+                      <a:miter lim="800000"/>
+                      <a:headEnd/>
+                      <a:tailEnd/>
+                    </a:ln>
+                  </pic:spPr>
+                </pic:pic>
+              </a:graphicData>
+            </a:graphic>
+          </wp:inline>
+        </w:drawing>
+      </w:r>
+    </w:p>
+    <w:p>
+      <w:r>
+        <w:t>И выключ</w:t>
+      </w:r>
+      <w:r>
+        <w:t>а</w:t>
+      </w:r>
+      <w:r>
+        <w:t>ем машину</w:t>
+      </w:r>
+    </w:p>
+    <w:p>
+      <w:r>
+        <w:rPr>
+          <w:noProof/>
+          <w:lang w:eastAsia="ru-RU"/>
+        </w:rPr>
+        <w:drawing>
+          <wp:inline distT="0" distB="0" distL="0" distR="0">
+            <wp:extent cx="5685155" cy="3275965"/>
+            <wp:effectExtent l="19050" t="0" r="0" b="0"/>
+            <wp:docPr id="18" name="Рисунок 22"/>
+            <wp:cNvGraphicFramePr>
+              <a:graphicFrameLocks xmlns:a="http://schemas.openxmlformats.org/drawingml/2006/main" noChangeAspect="1"/>
+            </wp:cNvGraphicFramePr>
+            <a:graphic xmlns:a="http://schemas.openxmlformats.org/drawingml/2006/main">
+              <a:graphicData uri="http://schemas.openxmlformats.org/drawingml/2006/picture">
+                <pic:pic xmlns:pic="http://schemas.openxmlformats.org/drawingml/2006/picture">
+                  <pic:nvPicPr>
+                    <pic:cNvPr id="0" name="Picture 22"/>
+                    <pic:cNvPicPr>
+                      <a:picLocks noChangeAspect="1" noChangeArrowheads="1"/>
+                    </pic:cNvPicPr>
+                  </pic:nvPicPr>
+                  <pic:blipFill>
+                    <a:blip r:embed="rId29" cstate="print"/>
+                    <a:srcRect/>
+                    <a:stretch>
+                      <a:fillRect/>
+                    </a:stretch>
+                  </pic:blipFill>
+                  <pic:spPr bwMode="auto">
+                    <a:xfrm>
+                      <a:off x="0" y="0"/>
+                      <a:ext cx="5685155" cy="3275965"/>
+                    </a:xfrm>
+                    <a:prstGeom prst="rect">
+                      <a:avLst/>
+                    </a:prstGeom>
+                    <a:noFill/>
+                    <a:ln w="9525">
+                      <a:noFill/>
+                      <a:miter lim="800000"/>
+                      <a:headEnd/>
+                      <a:tailEnd/>
+                    </a:ln>
+                  </pic:spPr>
+                </pic:pic>
+              </a:graphicData>
+            </a:graphic>
+          </wp:inline>
+        </w:drawing>
+      </w:r>
+    </w:p>
+    <w:p/>
+    <w:p/>
+    <w:p>
+      <w:r>
+        <w:lastRenderedPageBreak/>
+        <w:t>Восстанавливаем снимок</w:t>
+      </w:r>
+    </w:p>
+    <w:p>
+      <w:r>
+        <w:rPr>
+          <w:noProof/>
+          <w:lang w:eastAsia="ru-RU"/>
+        </w:rPr>
+        <w:drawing>
+          <wp:inline distT="0" distB="0" distL="0" distR="0">
+            <wp:extent cx="5348081" cy="3468162"/>
+            <wp:effectExtent l="19050" t="0" r="4969" b="0"/>
+            <wp:docPr id="16" name="Рисунок 16"/>
+            <wp:cNvGraphicFramePr>
+              <a:graphicFrameLocks xmlns:a="http://schemas.openxmlformats.org/drawingml/2006/main" noChangeAspect="1"/>
+            </wp:cNvGraphicFramePr>
+            <a:graphic xmlns:a="http://schemas.openxmlformats.org/drawingml/2006/main">
+              <a:graphicData uri="http://schemas.openxmlformats.org/drawingml/2006/picture">
+                <pic:pic xmlns:pic="http://schemas.openxmlformats.org/drawingml/2006/picture">
+                  <pic:nvPicPr>
+                    <pic:cNvPr id="0" name="Picture 16"/>
+                    <pic:cNvPicPr>
+                      <a:picLocks noChangeAspect="1" noChangeArrowheads="1"/>
+                    </pic:cNvPicPr>
+                  </pic:nvPicPr>
+                  <pic:blipFill>
+                    <a:blip r:embed="rId30" cstate="print"/>
+                    <a:srcRect/>
+                    <a:stretch>
+                      <a:fillRect/>
+                    </a:stretch>
+                  </pic:blipFill>
+                  <pic:spPr bwMode="auto">
+                    <a:xfrm>
+                      <a:off x="0" y="0"/>
+                      <a:ext cx="5353441" cy="3471638"/>
+                    </a:xfrm>
+                    <a:prstGeom prst="rect">
+                      <a:avLst/>
+                    </a:prstGeom>
+                    <a:noFill/>
+                    <a:ln w="9525">
+                      <a:noFill/>
+                      <a:miter lim="800000"/>
+                      <a:headEnd/>
+                      <a:tailEnd/>
+                    </a:ln>
+                  </pic:spPr>
+                </pic:pic>
+              </a:graphicData>
+            </a:graphic>
+          </wp:inline>
+        </w:drawing>
+      </w:r>
+    </w:p>
+    <w:p>
+      <w:r>
+        <w:t>Заново запускаем машину и видим что сохранилось ее состояние без команд</w:t>
+      </w:r>
+    </w:p>
+    <w:p>
+      <w:r>
+        <w:rPr>
+          <w:noProof/>
+          <w:lang w:eastAsia="ru-RU"/>
+        </w:rPr>
+        <w:drawing>
+          <wp:inline distT="0" distB="0" distL="0" distR="0">
+            <wp:extent cx="5197006" cy="2584481"/>
+            <wp:effectExtent l="19050" t="0" r="3644" b="0"/>
+            <wp:docPr id="17" name="Рисунок 19"/>
+            <wp:cNvGraphicFramePr>
+              <a:graphicFrameLocks xmlns:a="http://schemas.openxmlformats.org/drawingml/2006/main" noChangeAspect="1"/>
+            </wp:cNvGraphicFramePr>
+            <a:graphic xmlns:a="http://schemas.openxmlformats.org/drawingml/2006/main">
+              <a:graphicData uri="http://schemas.openxmlformats.org/drawingml/2006/picture">
+                <pic:pic xmlns:pic="http://schemas.openxmlformats.org/drawingml/2006/picture">
+                  <pic:nvPicPr>
+                    <pic:cNvPr id="0" name="Picture 19"/>
+                    <pic:cNvPicPr>
+                      <a:picLocks noChangeAspect="1" noChangeArrowheads="1"/>
+                    </pic:cNvPicPr>
+                  </pic:nvPicPr>
+                  <pic:blipFill>
+                    <a:blip r:embed="rId31" cstate="print"/>
+                    <a:srcRect/>
+                    <a:stretch>
+                      <a:fillRect/>
+                    </a:stretch>
+                  </pic:blipFill>
+                  <pic:spPr bwMode="auto">
+                    <a:xfrm>
+                      <a:off x="0" y="0"/>
+                      <a:ext cx="5197006" cy="2584481"/>
+                    </a:xfrm>
+                    <a:prstGeom prst="rect">
+                      <a:avLst/>
+                    </a:prstGeom>
+                    <a:noFill/>
+                    <a:ln w="9525">
+                      <a:noFill/>
+                      <a:miter lim="800000"/>
+                      <a:headEnd/>
+                      <a:tailEnd/>
+                    </a:ln>
+                  </pic:spPr>
+                </pic:pic>
+              </a:graphicData>
+            </a:graphic>
+          </wp:inline>
+        </w:drawing>
+      </w:r>
+    </w:p>
+    <w:p/>
+    <w:p/>
+    <w:p/>
+    <w:p/>
+    <w:p/>
+    <w:p/>
+    <w:p>
+      <w:pPr>
+        <w:pStyle w:val="3"/>
+      </w:pPr>
+      <w:r>
+        <w:lastRenderedPageBreak/>
+        <w:t>Настройка сети</w:t>
+      </w:r>
+    </w:p>
+    <w:p>
+      <w:r>
+        <w:t xml:space="preserve">Вводим команду </w:t>
+      </w:r>
+      <w:r>
+        <w:rPr>
+          <w:lang w:val="en-US"/>
+        </w:rPr>
+        <w:t>ip</w:t>
+      </w:r>
+      <w:r>
+        <w:t xml:space="preserve"> </w:t>
+      </w:r>
+      <w:r>
+        <w:rPr>
+          <w:lang w:val="en-US"/>
+        </w:rPr>
+        <w:t>a</w:t>
+      </w:r>
+    </w:p>
+    <w:p>
+      <w:pPr>
+        <w:rPr>
+          <w:lang w:val="en-US"/>
+        </w:rPr>
+      </w:pPr>
+      <w:r>
+        <w:rPr>
+          <w:noProof/>
+          <w:lang w:eastAsia="ru-RU"/>
+        </w:rPr>
+        <w:drawing>
+          <wp:inline distT="0" distB="0" distL="0" distR="0">
+            <wp:extent cx="5940425" cy="1726819"/>
+            <wp:effectExtent l="19050" t="0" r="3175" b="0"/>
+            <wp:docPr id="20" name="Рисунок 25"/>
+            <wp:cNvGraphicFramePr>
+              <a:graphicFrameLocks xmlns:a="http://schemas.openxmlformats.org/drawingml/2006/main" noChangeAspect="1"/>
+            </wp:cNvGraphicFramePr>
+            <a:graphic xmlns:a="http://schemas.openxmlformats.org/drawingml/2006/main">
+              <a:graphicData uri="http://schemas.openxmlformats.org/drawingml/2006/picture">
+                <pic:pic xmlns:pic="http://schemas.openxmlformats.org/drawingml/2006/picture">
+                  <pic:nvPicPr>
+                    <pic:cNvPr id="0" name="Picture 25"/>
+                    <pic:cNvPicPr>
+                      <a:picLocks noChangeAspect="1" noChangeArrowheads="1"/>
+                    </pic:cNvPicPr>
+                  </pic:nvPicPr>
+                  <pic:blipFill>
+                    <a:blip r:embed="rId32" cstate="print"/>
+                    <a:srcRect/>
+                    <a:stretch>
+                      <a:fillRect/>
+                    </a:stretch>
+                  </pic:blipFill>
+                  <pic:spPr bwMode="auto">
+                    <a:xfrm>
+                      <a:off x="0" y="0"/>
+                      <a:ext cx="5940425" cy="1726819"/>
+                    </a:xfrm>
+                    <a:prstGeom prst="rect">
+                      <a:avLst/>
+                    </a:prstGeom>
+                    <a:noFill/>
+                    <a:ln w="9525">
+                      <a:noFill/>
+                      <a:miter lim="800000"/>
+                      <a:headEnd/>
+                      <a:tailEnd/>
+                    </a:ln>
+                  </pic:spPr>
+                </pic:pic>
+              </a:graphicData>
+            </a:graphic>
+          </wp:inline>
+        </w:drawing>
+      </w:r>
+    </w:p>
+    <w:p>
+      <w:r>
+        <w:t>Прописываем эту команду</w:t>
+      </w:r>
+    </w:p>
+    <w:p>
+      <w:r>
+        <w:rPr>
+          <w:noProof/>
+          <w:lang w:eastAsia="ru-RU"/>
+        </w:rPr>
+        <w:drawing>
+          <wp:inline distT="0" distB="0" distL="0" distR="0">
+            <wp:extent cx="6341994" cy="256792"/>
+            <wp:effectExtent l="19050" t="0" r="1656" b="0"/>
+            <wp:docPr id="21" name="Рисунок 28"/>
+            <wp:cNvGraphicFramePr>
+              <a:graphicFrameLocks xmlns:a="http://schemas.openxmlformats.org/drawingml/2006/main" noChangeAspect="1"/>
+            </wp:cNvGraphicFramePr>
+            <a:graphic xmlns:a="http://schemas.openxmlformats.org/drawingml/2006/main">
+              <a:graphicData uri="http://schemas.openxmlformats.org/drawingml/2006/picture">
+                <pic:pic xmlns:pic="http://schemas.openxmlformats.org/drawingml/2006/picture">
+                  <pic:nvPicPr>
+                    <pic:cNvPr id="0" name="Picture 28"/>
+                    <pic:cNvPicPr>
+                      <a:picLocks noChangeAspect="1" noChangeArrowheads="1"/>
+                    </pic:cNvPicPr>
+                  </pic:nvPicPr>
+                  <pic:blipFill>
+                    <a:blip r:embed="rId33" cstate="print"/>
+                    <a:srcRect/>
+                    <a:stretch>
+                      <a:fillRect/>
+                    </a:stretch>
+                  </pic:blipFill>
+                  <pic:spPr bwMode="auto">
+                    <a:xfrm>
+                      <a:off x="0" y="0"/>
+                      <a:ext cx="6428381" cy="260290"/>
+                    </a:xfrm>
+                    <a:prstGeom prst="rect">
+                      <a:avLst/>
+                    </a:prstGeom>
+                    <a:noFill/>
+                    <a:ln w="9525">
+                      <a:noFill/>
+                      <a:miter lim="800000"/>
+                      <a:headEnd/>
+                      <a:tailEnd/>
+                    </a:ln>
+                  </pic:spPr>
+                </pic:pic>
+              </a:graphicData>
+            </a:graphic>
+          </wp:inline>
+        </w:drawing>
+      </w:r>
+    </w:p>
+    <w:p>
+      <w:r>
+        <w:t xml:space="preserve">Пишем в открывшемся окне этот текст </w:t>
+      </w:r>
+      <w:r>
+        <w:rPr>
+          <w:noProof/>
+          <w:lang w:eastAsia="ru-RU"/>
+        </w:rPr>
+        <w:drawing>
+          <wp:inline distT="0" distB="0" distL="0" distR="0">
+            <wp:extent cx="5270500" cy="3003550"/>
+            <wp:effectExtent l="19050" t="0" r="6350" b="0"/>
+            <wp:docPr id="23" name="Рисунок 31"/>
+            <wp:cNvGraphicFramePr>
+              <a:graphicFrameLocks xmlns:a="http://schemas.openxmlformats.org/drawingml/2006/main" noChangeAspect="1"/>
+            </wp:cNvGraphicFramePr>
+            <a:graphic xmlns:a="http://schemas.openxmlformats.org/drawingml/2006/main">
+              <a:graphicData uri="http://schemas.openxmlformats.org/drawingml/2006/picture">
+                <pic:pic xmlns:pic="http://schemas.openxmlformats.org/drawingml/2006/picture">
+                  <pic:nvPicPr>
+                    <pic:cNvPr id="0" name="Picture 31"/>
+                    <pic:cNvPicPr>
+                      <a:picLocks noChangeAspect="1" noChangeArrowheads="1"/>
+                    </pic:cNvPicPr>
+                  </pic:nvPicPr>
+                  <pic:blipFill>
+                    <a:blip r:embed="rId34" cstate="print"/>
+                    <a:srcRect/>
+                    <a:stretch>
+                      <a:fillRect/>
+                    </a:stretch>
+                  </pic:blipFill>
+                  <pic:spPr bwMode="auto">
+                    <a:xfrm>
+                      <a:off x="0" y="0"/>
+                      <a:ext cx="5270500" cy="3003550"/>
+                    </a:xfrm>
+                    <a:prstGeom prst="rect">
+                      <a:avLst/>
+                    </a:prstGeom>
+                    <a:noFill/>
+                    <a:ln w="9525">
+                      <a:noFill/>
+                      <a:miter lim="800000"/>
+                      <a:headEnd/>
+                      <a:tailEnd/>
+                    </a:ln>
+                  </pic:spPr>
+                </pic:pic>
+              </a:graphicData>
+            </a:graphic>
+          </wp:inline>
+        </w:drawing>
+      </w:r>
+    </w:p>
+    <w:p>
+      <w:r>
+        <w:t xml:space="preserve">Далее нажимаем </w:t>
+      </w:r>
+      <w:r>
+        <w:rPr>
+          <w:lang w:val="en-US"/>
+        </w:rPr>
+        <w:t>cntr</w:t>
+      </w:r>
+      <w:r>
+        <w:t xml:space="preserve"> +  </w:t>
+      </w:r>
+      <w:r>
+        <w:rPr>
+          <w:lang w:val="en-US"/>
+        </w:rPr>
+        <w:t>X</w:t>
+      </w:r>
+      <w:r>
+        <w:t xml:space="preserve"> </w:t>
+      </w:r>
+      <w:r>
+        <w:t>и  подтверждаем сохранение</w:t>
+      </w:r>
+    </w:p>
+    <w:p>
+      <w:r>
+        <w:rPr>
+          <w:noProof/>
+          <w:lang w:eastAsia="ru-RU"/>
+        </w:rPr>
+        <w:drawing>
+          <wp:inline distT="0" distB="0" distL="0" distR="0">
+            <wp:extent cx="3093085" cy="810895"/>
+            <wp:effectExtent l="19050" t="0" r="0" b="0"/>
+            <wp:docPr id="24" name="Рисунок 34"/>
+            <wp:cNvGraphicFramePr>
+              <a:graphicFrameLocks xmlns:a="http://schemas.openxmlformats.org/drawingml/2006/main" noChangeAspect="1"/>
+            </wp:cNvGraphicFramePr>
+            <a:graphic xmlns:a="http://schemas.openxmlformats.org/drawingml/2006/main">
+              <a:graphicData uri="http://schemas.openxmlformats.org/drawingml/2006/picture">
+                <pic:pic xmlns:pic="http://schemas.openxmlformats.org/drawingml/2006/picture">
+                  <pic:nvPicPr>
+                    <pic:cNvPr id="0" name="Picture 34"/>
+                    <pic:cNvPicPr>
+                      <a:picLocks noChangeAspect="1" noChangeArrowheads="1"/>
+                    </pic:cNvPicPr>
+                  </pic:nvPicPr>
+                  <pic:blipFill>
+                    <a:blip r:embed="rId35" cstate="print"/>
+                    <a:srcRect/>
+                    <a:stretch>
+                      <a:fillRect/>
+                    </a:stretch>
+                  </pic:blipFill>
+                  <pic:spPr bwMode="auto">
+                    <a:xfrm>
+                      <a:off x="0" y="0"/>
+                      <a:ext cx="3093085" cy="810895"/>
+                    </a:xfrm>
+                    <a:prstGeom prst="rect">
+                      <a:avLst/>
+                    </a:prstGeom>
+                    <a:noFill/>
+                    <a:ln w="9525">
+                      <a:noFill/>
+                      <a:miter lim="800000"/>
+                      <a:headEnd/>
+                      <a:tailEnd/>
+                    </a:ln>
+                  </pic:spPr>
+                </pic:pic>
+              </a:graphicData>
+            </a:graphic>
+          </wp:inline>
+        </w:drawing>
+      </w:r>
+    </w:p>
+    <w:p>
+      <w:r>
+        <w:t>Далее прописываем эту команду</w:t>
+      </w:r>
+    </w:p>
+    <w:p>
+      <w:r>
+        <w:rPr>
+          <w:noProof/>
+          <w:lang w:eastAsia="ru-RU"/>
+        </w:rPr>
+        <w:drawing>
+          <wp:inline distT="0" distB="0" distL="0" distR="0">
+            <wp:extent cx="3371215" cy="580390"/>
+            <wp:effectExtent l="19050" t="0" r="635" b="0"/>
+            <wp:docPr id="26" name="Рисунок 37"/>
+            <wp:cNvGraphicFramePr>
+              <a:graphicFrameLocks xmlns:a="http://schemas.openxmlformats.org/drawingml/2006/main" noChangeAspect="1"/>
+            </wp:cNvGraphicFramePr>
+            <a:graphic xmlns:a="http://schemas.openxmlformats.org/drawingml/2006/main">
+              <a:graphicData uri="http://schemas.openxmlformats.org/drawingml/2006/picture">
+                <pic:pic xmlns:pic="http://schemas.openxmlformats.org/drawingml/2006/picture">
+                  <pic:nvPicPr>
+                    <pic:cNvPr id="0" name="Picture 37"/>
+                    <pic:cNvPicPr>
+                      <a:picLocks noChangeAspect="1" noChangeArrowheads="1"/>
+                    </pic:cNvPicPr>
+                  </pic:nvPicPr>
+                  <pic:blipFill>
+                    <a:blip r:embed="rId36" cstate="print"/>
+                    <a:srcRect/>
+                    <a:stretch>
+                      <a:fillRect/>
+                    </a:stretch>
+                  </pic:blipFill>
+                  <pic:spPr bwMode="auto">
+                    <a:xfrm>
+                      <a:off x="0" y="0"/>
+                      <a:ext cx="3371215" cy="580390"/>
+                    </a:xfrm>
+                    <a:prstGeom prst="rect">
+                      <a:avLst/>
+                    </a:prstGeom>
+                    <a:noFill/>
+                    <a:ln w="9525">
+                      <a:noFill/>
+                      <a:miter lim="800000"/>
+                      <a:headEnd/>
+                      <a:tailEnd/>
+                    </a:ln>
+                  </pic:spPr>
+                </pic:pic>
+              </a:graphicData>
+            </a:graphic>
+          </wp:inline>
+        </w:drawing>
+      </w:r>
+    </w:p>
+    <w:p>
+      <w:r>
+        <w:lastRenderedPageBreak/>
+        <w:t>И видим что все получилось</w:t>
+      </w:r>
+    </w:p>
+    <w:p>
+      <w:r>
+        <w:rPr>
+          <w:noProof/>
+          <w:lang w:eastAsia="ru-RU"/>
+        </w:rPr>
+        <w:drawing>
+          <wp:inline distT="0" distB="0" distL="0" distR="0">
+            <wp:extent cx="5940425" cy="1726509"/>
+            <wp:effectExtent l="19050" t="0" r="3175" b="0"/>
+            <wp:docPr id="27" name="Рисунок 40"/>
             <wp:cNvGraphicFramePr>
               <a:graphicFrameLocks xmlns:a="http://schemas.openxmlformats.org/drawingml/2006/main" noChangeAspect="1"/>
             </wp:cNvGraphicFramePr>
@@ -1139,41 +1979,2854 @@
                     </pic:cNvPicPr>
                   </pic:nvPicPr>
                   <pic:blipFill>
-                    <a:blip r:embed="rId23" cstate="print"/>
-                    <a:srcRect/>
-                    <a:stretch>
-                      <a:fillRect/>
-                    </a:stretch>
-                  </pic:blipFill>
-                  <pic:spPr bwMode="auto">
-                    <a:xfrm>
-                      <a:off x="0" y="0"/>
-                      <a:ext cx="5940425" cy="5069525"/>
-                    </a:xfrm>
-                    <a:prstGeom prst="rect">
-                      <a:avLst/>
-                    </a:prstGeom>
-                    <a:noFill/>
-                    <a:ln w="9525">
-                      <a:noFill/>
-                      <a:miter lim="800000"/>
-                      <a:headEnd/>
-                      <a:tailEnd/>
-                    </a:ln>
-                  </pic:spPr>
-                </pic:pic>
-              </a:graphicData>
-            </a:graphic>
-          </wp:inline>
-        </w:drawing>
-      </w:r>
-    </w:p>
-    <w:p>
-      <w:r>
-        <w:t>Создание снимка</w:t>
+                    <a:blip r:embed="rId37" cstate="print"/>
+                    <a:srcRect/>
+                    <a:stretch>
+                      <a:fillRect/>
+                    </a:stretch>
+                  </pic:blipFill>
+                  <pic:spPr bwMode="auto">
+                    <a:xfrm>
+                      <a:off x="0" y="0"/>
+                      <a:ext cx="5940425" cy="1726509"/>
+                    </a:xfrm>
+                    <a:prstGeom prst="rect">
+                      <a:avLst/>
+                    </a:prstGeom>
+                    <a:noFill/>
+                    <a:ln w="9525">
+                      <a:noFill/>
+                      <a:miter lim="800000"/>
+                      <a:headEnd/>
+                      <a:tailEnd/>
+                    </a:ln>
+                  </pic:spPr>
+                </pic:pic>
+              </a:graphicData>
+            </a:graphic>
+          </wp:inline>
+        </w:drawing>
+      </w:r>
+    </w:p>
+    <w:p>
+      <w:r>
+        <w:t xml:space="preserve">Не  </w:t>
+      </w:r>
+      <w:r>
+        <w:t>получилось</w:t>
+      </w:r>
+      <w:r>
+        <w:t>(</w:t>
+      </w:r>
+    </w:p>
+    <w:p>
+      <w:pPr>
+        <w:rPr>
+          <w:lang w:val="en-US"/>
+        </w:rPr>
+      </w:pPr>
+      <w:r>
+        <w:rPr>
+          <w:noProof/>
+          <w:lang w:eastAsia="ru-RU"/>
+        </w:rPr>
+        <w:drawing>
+          <wp:inline distT="0" distB="0" distL="0" distR="0">
+            <wp:extent cx="4055110" cy="668020"/>
+            <wp:effectExtent l="19050" t="0" r="2540" b="0"/>
+            <wp:docPr id="43" name="Рисунок 43"/>
+            <wp:cNvGraphicFramePr>
+              <a:graphicFrameLocks xmlns:a="http://schemas.openxmlformats.org/drawingml/2006/main" noChangeAspect="1"/>
+            </wp:cNvGraphicFramePr>
+            <a:graphic xmlns:a="http://schemas.openxmlformats.org/drawingml/2006/main">
+              <a:graphicData uri="http://schemas.openxmlformats.org/drawingml/2006/picture">
+                <pic:pic xmlns:pic="http://schemas.openxmlformats.org/drawingml/2006/picture">
+                  <pic:nvPicPr>
+                    <pic:cNvPr id="0" name="Picture 43"/>
+                    <pic:cNvPicPr>
+                      <a:picLocks noChangeAspect="1" noChangeArrowheads="1"/>
+                    </pic:cNvPicPr>
+                  </pic:nvPicPr>
+                  <pic:blipFill>
+                    <a:blip r:embed="rId38" cstate="print"/>
+                    <a:srcRect/>
+                    <a:stretch>
+                      <a:fillRect/>
+                    </a:stretch>
+                  </pic:blipFill>
+                  <pic:spPr bwMode="auto">
+                    <a:xfrm>
+                      <a:off x="0" y="0"/>
+                      <a:ext cx="4055110" cy="668020"/>
+                    </a:xfrm>
+                    <a:prstGeom prst="rect">
+                      <a:avLst/>
+                    </a:prstGeom>
+                    <a:noFill/>
+                    <a:ln w="9525">
+                      <a:noFill/>
+                      <a:miter lim="800000"/>
+                      <a:headEnd/>
+                      <a:tailEnd/>
+                    </a:ln>
+                  </pic:spPr>
+                </pic:pic>
+              </a:graphicData>
+            </a:graphic>
+          </wp:inline>
+        </w:drawing>
+      </w:r>
+    </w:p>
+    <w:p>
+      <w:pPr>
+        <w:rPr>
+          <w:lang w:val="en-US"/>
+        </w:rPr>
+      </w:pPr>
+      <w:r>
+        <w:t xml:space="preserve">Чтобы заработало нужно в настройках сети виртуальной машины поставить не сеть </w:t>
+      </w:r>
+      <w:r>
+        <w:rPr>
+          <w:lang w:val="en-US"/>
+        </w:rPr>
+        <w:t>NAT</w:t>
+      </w:r>
+      <w:r>
+        <w:t xml:space="preserve"> а просто </w:t>
+      </w:r>
+      <w:r>
+        <w:rPr>
+          <w:lang w:val="en-US"/>
+        </w:rPr>
+        <w:t>NAT</w:t>
+      </w:r>
+    </w:p>
+    <w:p>
+      <w:pPr>
+        <w:rPr>
+          <w:lang w:val="en-US"/>
+        </w:rPr>
+      </w:pPr>
+      <w:r>
+        <w:rPr>
+          <w:noProof/>
+          <w:lang w:eastAsia="ru-RU"/>
+        </w:rPr>
+        <w:drawing>
+          <wp:inline distT="0" distB="0" distL="0" distR="0">
+            <wp:extent cx="5940425" cy="856787"/>
+            <wp:effectExtent l="19050" t="0" r="3175" b="0"/>
+            <wp:docPr id="35" name="Рисунок 14"/>
+            <wp:cNvGraphicFramePr>
+              <a:graphicFrameLocks xmlns:a="http://schemas.openxmlformats.org/drawingml/2006/main" noChangeAspect="1"/>
+            </wp:cNvGraphicFramePr>
+            <a:graphic xmlns:a="http://schemas.openxmlformats.org/drawingml/2006/main">
+              <a:graphicData uri="http://schemas.openxmlformats.org/drawingml/2006/picture">
+                <pic:pic xmlns:pic="http://schemas.openxmlformats.org/drawingml/2006/picture">
+                  <pic:nvPicPr>
+                    <pic:cNvPr id="0" name="Picture 14"/>
+                    <pic:cNvPicPr>
+                      <a:picLocks noChangeAspect="1" noChangeArrowheads="1"/>
+                    </pic:cNvPicPr>
+                  </pic:nvPicPr>
+                  <pic:blipFill>
+                    <a:blip r:embed="rId39" cstate="print"/>
+                    <a:srcRect/>
+                    <a:stretch>
+                      <a:fillRect/>
+                    </a:stretch>
+                  </pic:blipFill>
+                  <pic:spPr bwMode="auto">
+                    <a:xfrm>
+                      <a:off x="0" y="0"/>
+                      <a:ext cx="5940425" cy="856787"/>
+                    </a:xfrm>
+                    <a:prstGeom prst="rect">
+                      <a:avLst/>
+                    </a:prstGeom>
+                    <a:noFill/>
+                    <a:ln w="9525">
+                      <a:noFill/>
+                      <a:miter lim="800000"/>
+                      <a:headEnd/>
+                      <a:tailEnd/>
+                    </a:ln>
+                  </pic:spPr>
+                </pic:pic>
+              </a:graphicData>
+            </a:graphic>
+          </wp:inline>
+        </w:drawing>
+      </w:r>
+    </w:p>
+    <w:p>
+      <w:r>
+        <w:t>Далее прописать</w:t>
+      </w:r>
+    </w:p>
+    <w:p>
+      <w:r>
+        <w:rPr>
+          <w:noProof/>
+          <w:lang w:eastAsia="ru-RU"/>
+        </w:rPr>
+        <w:drawing>
+          <wp:inline distT="0" distB="0" distL="0" distR="0">
+            <wp:extent cx="3061335" cy="286385"/>
+            <wp:effectExtent l="19050" t="0" r="5715" b="0"/>
+            <wp:docPr id="36" name="Рисунок 17"/>
+            <wp:cNvGraphicFramePr>
+              <a:graphicFrameLocks xmlns:a="http://schemas.openxmlformats.org/drawingml/2006/main" noChangeAspect="1"/>
+            </wp:cNvGraphicFramePr>
+            <a:graphic xmlns:a="http://schemas.openxmlformats.org/drawingml/2006/main">
+              <a:graphicData uri="http://schemas.openxmlformats.org/drawingml/2006/picture">
+                <pic:pic xmlns:pic="http://schemas.openxmlformats.org/drawingml/2006/picture">
+                  <pic:nvPicPr>
+                    <pic:cNvPr id="0" name="Picture 17"/>
+                    <pic:cNvPicPr>
+                      <a:picLocks noChangeAspect="1" noChangeArrowheads="1"/>
+                    </pic:cNvPicPr>
+                  </pic:nvPicPr>
+                  <pic:blipFill>
+                    <a:blip r:embed="rId40" cstate="print"/>
+                    <a:srcRect/>
+                    <a:stretch>
+                      <a:fillRect/>
+                    </a:stretch>
+                  </pic:blipFill>
+                  <pic:spPr bwMode="auto">
+                    <a:xfrm>
+                      <a:off x="0" y="0"/>
+                      <a:ext cx="3061335" cy="286385"/>
+                    </a:xfrm>
+                    <a:prstGeom prst="rect">
+                      <a:avLst/>
+                    </a:prstGeom>
+                    <a:noFill/>
+                    <a:ln w="9525">
+                      <a:noFill/>
+                      <a:miter lim="800000"/>
+                      <a:headEnd/>
+                      <a:tailEnd/>
+                    </a:ln>
+                  </pic:spPr>
+                </pic:pic>
+              </a:graphicData>
+            </a:graphic>
+          </wp:inline>
+        </w:drawing>
+      </w:r>
+    </w:p>
+    <w:p>
+      <w:r>
+        <w:t>И проверить</w:t>
+      </w:r>
+    </w:p>
+    <w:p>
+      <w:r>
+        <w:rPr>
+          <w:noProof/>
+          <w:lang w:eastAsia="ru-RU"/>
+        </w:rPr>
+        <w:drawing>
+          <wp:inline distT="0" distB="0" distL="0" distR="0">
+            <wp:extent cx="5940425" cy="1548810"/>
+            <wp:effectExtent l="19050" t="0" r="3175" b="0"/>
+            <wp:docPr id="38" name="Рисунок 20"/>
+            <wp:cNvGraphicFramePr>
+              <a:graphicFrameLocks xmlns:a="http://schemas.openxmlformats.org/drawingml/2006/main" noChangeAspect="1"/>
+            </wp:cNvGraphicFramePr>
+            <a:graphic xmlns:a="http://schemas.openxmlformats.org/drawingml/2006/main">
+              <a:graphicData uri="http://schemas.openxmlformats.org/drawingml/2006/picture">
+                <pic:pic xmlns:pic="http://schemas.openxmlformats.org/drawingml/2006/picture">
+                  <pic:nvPicPr>
+                    <pic:cNvPr id="0" name="Picture 20"/>
+                    <pic:cNvPicPr>
+                      <a:picLocks noChangeAspect="1" noChangeArrowheads="1"/>
+                    </pic:cNvPicPr>
+                  </pic:nvPicPr>
+                  <pic:blipFill>
+                    <a:blip r:embed="rId41" cstate="print"/>
+                    <a:srcRect/>
+                    <a:stretch>
+                      <a:fillRect/>
+                    </a:stretch>
+                  </pic:blipFill>
+                  <pic:spPr bwMode="auto">
+                    <a:xfrm>
+                      <a:off x="0" y="0"/>
+                      <a:ext cx="5940425" cy="1548810"/>
+                    </a:xfrm>
+                    <a:prstGeom prst="rect">
+                      <a:avLst/>
+                    </a:prstGeom>
+                    <a:noFill/>
+                    <a:ln w="9525">
+                      <a:noFill/>
+                      <a:miter lim="800000"/>
+                      <a:headEnd/>
+                      <a:tailEnd/>
+                    </a:ln>
+                  </pic:spPr>
+                </pic:pic>
+              </a:graphicData>
+            </a:graphic>
+          </wp:inline>
+        </w:drawing>
+      </w:r>
+    </w:p>
+    <w:p>
+      <w:r>
+        <w:t>Пропинговать, все раюотает)</w:t>
+      </w:r>
+    </w:p>
+    <w:p>
+      <w:pPr>
+        <w:rPr>
+          <w:lang w:val="en-US"/>
+        </w:rPr>
+      </w:pPr>
+      <w:r>
+        <w:rPr>
+          <w:noProof/>
+          <w:lang w:eastAsia="ru-RU"/>
+        </w:rPr>
+        <w:drawing>
+          <wp:inline distT="0" distB="0" distL="0" distR="0">
+            <wp:extent cx="4578350" cy="704850"/>
+            <wp:effectExtent l="19050" t="0" r="0" b="0"/>
+            <wp:docPr id="33" name="Рисунок 2"/>
+            <wp:cNvGraphicFramePr>
+              <a:graphicFrameLocks xmlns:a="http://schemas.openxmlformats.org/drawingml/2006/main" noChangeAspect="1"/>
+            </wp:cNvGraphicFramePr>
+            <a:graphic xmlns:a="http://schemas.openxmlformats.org/drawingml/2006/main">
+              <a:graphicData uri="http://schemas.openxmlformats.org/drawingml/2006/picture">
+                <pic:pic xmlns:pic="http://schemas.openxmlformats.org/drawingml/2006/picture">
+                  <pic:nvPicPr>
+                    <pic:cNvPr id="0" name="Picture 2"/>
+                    <pic:cNvPicPr>
+                      <a:picLocks noChangeAspect="1" noChangeArrowheads="1"/>
+                    </pic:cNvPicPr>
+                  </pic:nvPicPr>
+                  <pic:blipFill>
+                    <a:blip r:embed="rId42" cstate="print"/>
+                    <a:srcRect/>
+                    <a:stretch>
+                      <a:fillRect/>
+                    </a:stretch>
+                  </pic:blipFill>
+                  <pic:spPr bwMode="auto">
+                    <a:xfrm>
+                      <a:off x="0" y="0"/>
+                      <a:ext cx="4578350" cy="704850"/>
+                    </a:xfrm>
+                    <a:prstGeom prst="rect">
+                      <a:avLst/>
+                    </a:prstGeom>
+                    <a:noFill/>
+                  </pic:spPr>
+                </pic:pic>
+              </a:graphicData>
+            </a:graphic>
+          </wp:inline>
+        </w:drawing>
+      </w:r>
+    </w:p>
+    <w:p>
+      <w:pPr>
+        <w:pStyle w:val="3"/>
+      </w:pPr>
+      <w:r>
+        <w:lastRenderedPageBreak/>
+        <w:t>Делаем доступным ssh</w:t>
+      </w:r>
+    </w:p>
+    <w:p>
+      <w:r>
+        <w:t>Запускаем и проверяем статус двумя командами</w:t>
+      </w:r>
+    </w:p>
+    <w:p>
+      <w:r>
+        <w:rPr>
+          <w:noProof/>
+          <w:lang w:eastAsia="ru-RU"/>
+        </w:rPr>
+        <w:drawing>
+          <wp:inline distT="0" distB="0" distL="0" distR="0">
+            <wp:extent cx="5940425" cy="1360829"/>
+            <wp:effectExtent l="19050" t="0" r="3175" b="0"/>
+            <wp:docPr id="46" name="Рисунок 46"/>
+            <wp:cNvGraphicFramePr>
+              <a:graphicFrameLocks xmlns:a="http://schemas.openxmlformats.org/drawingml/2006/main" noChangeAspect="1"/>
+            </wp:cNvGraphicFramePr>
+            <a:graphic xmlns:a="http://schemas.openxmlformats.org/drawingml/2006/main">
+              <a:graphicData uri="http://schemas.openxmlformats.org/drawingml/2006/picture">
+                <pic:pic xmlns:pic="http://schemas.openxmlformats.org/drawingml/2006/picture">
+                  <pic:nvPicPr>
+                    <pic:cNvPr id="0" name="Picture 46"/>
+                    <pic:cNvPicPr>
+                      <a:picLocks noChangeAspect="1" noChangeArrowheads="1"/>
+                    </pic:cNvPicPr>
+                  </pic:nvPicPr>
+                  <pic:blipFill>
+                    <a:blip r:embed="rId43" cstate="print"/>
+                    <a:srcRect/>
+                    <a:stretch>
+                      <a:fillRect/>
+                    </a:stretch>
+                  </pic:blipFill>
+                  <pic:spPr bwMode="auto">
+                    <a:xfrm>
+                      <a:off x="0" y="0"/>
+                      <a:ext cx="5940425" cy="1360829"/>
+                    </a:xfrm>
+                    <a:prstGeom prst="rect">
+                      <a:avLst/>
+                    </a:prstGeom>
+                    <a:noFill/>
+                    <a:ln w="9525">
+                      <a:noFill/>
+                      <a:miter lim="800000"/>
+                      <a:headEnd/>
+                      <a:tailEnd/>
+                    </a:ln>
+                  </pic:spPr>
+                </pic:pic>
+              </a:graphicData>
+            </a:graphic>
+          </wp:inline>
+        </w:drawing>
+      </w:r>
+    </w:p>
+    <w:p>
+      <w:r>
+        <w:t>Тоже не получилось</w:t>
+      </w:r>
+    </w:p>
+    <w:p>
+      <w:r>
+        <w:drawing>
+          <wp:inline distT="0" distB="0" distL="0" distR="0">
+            <wp:extent cx="6019565" cy="540689"/>
+            <wp:effectExtent l="19050" t="0" r="235" b="0"/>
+            <wp:docPr id="32" name="Рисунок 49"/>
+            <wp:cNvGraphicFramePr>
+              <a:graphicFrameLocks xmlns:a="http://schemas.openxmlformats.org/drawingml/2006/main" noChangeAspect="1"/>
+            </wp:cNvGraphicFramePr>
+            <a:graphic xmlns:a="http://schemas.openxmlformats.org/drawingml/2006/main">
+              <a:graphicData uri="http://schemas.openxmlformats.org/drawingml/2006/picture">
+                <pic:pic xmlns:pic="http://schemas.openxmlformats.org/drawingml/2006/picture">
+                  <pic:nvPicPr>
+                    <pic:cNvPr id="0" name="Picture 49"/>
+                    <pic:cNvPicPr>
+                      <a:picLocks noChangeAspect="1" noChangeArrowheads="1"/>
+                    </pic:cNvPicPr>
+                  </pic:nvPicPr>
+                  <pic:blipFill>
+                    <a:blip r:embed="rId44" cstate="print"/>
+                    <a:srcRect/>
+                    <a:stretch>
+                      <a:fillRect/>
+                    </a:stretch>
+                  </pic:blipFill>
+                  <pic:spPr bwMode="auto">
+                    <a:xfrm>
+                      <a:off x="0" y="0"/>
+                      <a:ext cx="6018009" cy="540549"/>
+                    </a:xfrm>
+                    <a:prstGeom prst="rect">
+                      <a:avLst/>
+                    </a:prstGeom>
+                    <a:noFill/>
+                    <a:ln w="9525">
+                      <a:noFill/>
+                      <a:miter lim="800000"/>
+                      <a:headEnd/>
+                      <a:tailEnd/>
+                    </a:ln>
+                  </pic:spPr>
+                </pic:pic>
+              </a:graphicData>
+            </a:graphic>
+          </wp:inline>
+        </w:drawing>
+      </w:r>
+    </w:p>
+    <w:p>
+      <w:r>
+        <w:t xml:space="preserve">Нужно прописать не </w:t>
+      </w:r>
+      <w:r>
+        <w:rPr>
+          <w:lang w:val="en-US"/>
+        </w:rPr>
+        <w:t>enable</w:t>
+      </w:r>
+      <w:r>
+        <w:t xml:space="preserve"> а </w:t>
+      </w:r>
+      <w:r>
+        <w:rPr>
+          <w:lang w:val="en-US"/>
+        </w:rPr>
+        <w:t>start</w:t>
+      </w:r>
+      <w:r>
+        <w:t xml:space="preserve"> </w:t>
+      </w:r>
+      <w:r>
+        <w:t xml:space="preserve">чтобы запустить </w:t>
+      </w:r>
+      <w:r>
+        <w:rPr>
+          <w:lang w:val="en-US"/>
+        </w:rPr>
+        <w:t>ssh</w:t>
+      </w:r>
+      <w:r>
+        <w:t xml:space="preserve"> </w:t>
+      </w:r>
+      <w:r>
+        <w:t>службу</w:t>
+      </w:r>
+    </w:p>
+    <w:p>
+      <w:r>
+        <w:rPr>
+          <w:noProof/>
+          <w:lang w:eastAsia="ru-RU"/>
+        </w:rPr>
+        <w:drawing>
+          <wp:inline distT="0" distB="0" distL="0" distR="0">
+            <wp:extent cx="4998223" cy="1638846"/>
+            <wp:effectExtent l="19050" t="0" r="0" b="0"/>
+            <wp:docPr id="30" name="Рисунок 10"/>
+            <wp:cNvGraphicFramePr>
+              <a:graphicFrameLocks xmlns:a="http://schemas.openxmlformats.org/drawingml/2006/main" noChangeAspect="1"/>
+            </wp:cNvGraphicFramePr>
+            <a:graphic xmlns:a="http://schemas.openxmlformats.org/drawingml/2006/main">
+              <a:graphicData uri="http://schemas.openxmlformats.org/drawingml/2006/picture">
+                <pic:pic xmlns:pic="http://schemas.openxmlformats.org/drawingml/2006/picture">
+                  <pic:nvPicPr>
+                    <pic:cNvPr id="0" name="Picture 10"/>
+                    <pic:cNvPicPr>
+                      <a:picLocks noChangeAspect="1" noChangeArrowheads="1"/>
+                    </pic:cNvPicPr>
+                  </pic:nvPicPr>
+                  <pic:blipFill>
+                    <a:blip r:embed="rId45" cstate="print"/>
+                    <a:srcRect/>
+                    <a:stretch>
+                      <a:fillRect/>
+                    </a:stretch>
+                  </pic:blipFill>
+                  <pic:spPr bwMode="auto">
+                    <a:xfrm>
+                      <a:off x="0" y="0"/>
+                      <a:ext cx="4997526" cy="1638617"/>
+                    </a:xfrm>
+                    <a:prstGeom prst="rect">
+                      <a:avLst/>
+                    </a:prstGeom>
+                    <a:noFill/>
+                    <a:ln w="9525">
+                      <a:noFill/>
+                      <a:miter lim="800000"/>
+                      <a:headEnd/>
+                      <a:tailEnd/>
+                    </a:ln>
+                  </pic:spPr>
+                </pic:pic>
+              </a:graphicData>
+            </a:graphic>
+          </wp:inline>
+        </w:drawing>
+      </w:r>
+    </w:p>
+    <w:p>
+      <w:r>
+        <w:t>и вместо 2222 нужно 22</w:t>
+      </w:r>
+    </w:p>
+    <w:p>
+      <w:r>
+        <w:rPr>
+          <w:noProof/>
+          <w:lang w:eastAsia="ru-RU"/>
+        </w:rPr>
+        <w:drawing>
+          <wp:inline distT="0" distB="0" distL="0" distR="0">
+            <wp:extent cx="5940425" cy="902970"/>
+            <wp:effectExtent l="19050" t="0" r="3175" b="0"/>
+            <wp:docPr id="41" name="Рисунок 40" descr="Screenshot 2026-03-04 214657.png"/>
+            <wp:cNvGraphicFramePr>
+              <a:graphicFrameLocks xmlns:a="http://schemas.openxmlformats.org/drawingml/2006/main" noChangeAspect="1"/>
+            </wp:cNvGraphicFramePr>
+            <a:graphic xmlns:a="http://schemas.openxmlformats.org/drawingml/2006/main">
+              <a:graphicData uri="http://schemas.openxmlformats.org/drawingml/2006/picture">
+                <pic:pic xmlns:pic="http://schemas.openxmlformats.org/drawingml/2006/picture">
+                  <pic:nvPicPr>
+                    <pic:cNvPr id="0" name="Screenshot 2026-03-04 214657.png"/>
+                    <pic:cNvPicPr/>
+                  </pic:nvPicPr>
+                  <pic:blipFill>
+                    <a:blip r:embed="rId46" cstate="print"/>
+                    <a:stretch>
+                      <a:fillRect/>
+                    </a:stretch>
+                  </pic:blipFill>
+                  <pic:spPr>
+                    <a:xfrm>
+                      <a:off x="0" y="0"/>
+                      <a:ext cx="5940425" cy="902970"/>
+                    </a:xfrm>
+                    <a:prstGeom prst="rect">
+                      <a:avLst/>
+                    </a:prstGeom>
+                  </pic:spPr>
+                </pic:pic>
+              </a:graphicData>
+            </a:graphic>
+          </wp:inline>
+        </w:drawing>
+      </w:r>
+    </w:p>
+    <w:p>
+      <w:r>
+        <w:rPr>
+          <w:noProof/>
+          <w:lang w:eastAsia="ru-RU"/>
+        </w:rPr>
+        <w:lastRenderedPageBreak/>
+        <w:drawing>
+          <wp:inline distT="0" distB="0" distL="0" distR="0">
+            <wp:extent cx="5940425" cy="3313304"/>
+            <wp:effectExtent l="19050" t="0" r="3175" b="0"/>
+            <wp:docPr id="39" name="Рисунок 23"/>
+            <wp:cNvGraphicFramePr>
+              <a:graphicFrameLocks xmlns:a="http://schemas.openxmlformats.org/drawingml/2006/main" noChangeAspect="1"/>
+            </wp:cNvGraphicFramePr>
+            <a:graphic xmlns:a="http://schemas.openxmlformats.org/drawingml/2006/main">
+              <a:graphicData uri="http://schemas.openxmlformats.org/drawingml/2006/picture">
+                <pic:pic xmlns:pic="http://schemas.openxmlformats.org/drawingml/2006/picture">
+                  <pic:nvPicPr>
+                    <pic:cNvPr id="0" name="Picture 23"/>
+                    <pic:cNvPicPr>
+                      <a:picLocks noChangeAspect="1" noChangeArrowheads="1"/>
+                    </pic:cNvPicPr>
+                  </pic:nvPicPr>
+                  <pic:blipFill>
+                    <a:blip r:embed="rId47" cstate="print"/>
+                    <a:srcRect/>
+                    <a:stretch>
+                      <a:fillRect/>
+                    </a:stretch>
+                  </pic:blipFill>
+                  <pic:spPr bwMode="auto">
+                    <a:xfrm>
+                      <a:off x="0" y="0"/>
+                      <a:ext cx="5940425" cy="3313304"/>
+                    </a:xfrm>
+                    <a:prstGeom prst="rect">
+                      <a:avLst/>
+                    </a:prstGeom>
+                    <a:noFill/>
+                    <a:ln w="9525">
+                      <a:noFill/>
+                      <a:miter lim="800000"/>
+                      <a:headEnd/>
+                      <a:tailEnd/>
+                    </a:ln>
+                  </pic:spPr>
+                </pic:pic>
+              </a:graphicData>
+            </a:graphic>
+          </wp:inline>
+        </w:drawing>
+      </w:r>
+    </w:p>
+    <w:p>
+      <w:pPr>
+        <w:pStyle w:val="2"/>
+      </w:pPr>
+      <w:r>
+        <w:t>Часть 2</w:t>
+      </w:r>
+    </w:p>
+    <w:p>
+      <w:r>
+        <w:t>Получаем права суперпользователя</w:t>
+      </w:r>
+    </w:p>
+    <w:p>
+      <w:r>
+        <w:rPr>
+          <w:noProof/>
+          <w:lang w:eastAsia="ru-RU"/>
+        </w:rPr>
+        <w:drawing>
+          <wp:inline distT="0" distB="0" distL="0" distR="0">
+            <wp:extent cx="2146935" cy="540385"/>
+            <wp:effectExtent l="19050" t="0" r="5715" b="0"/>
+            <wp:docPr id="42" name="Рисунок 26"/>
+            <wp:cNvGraphicFramePr>
+              <a:graphicFrameLocks xmlns:a="http://schemas.openxmlformats.org/drawingml/2006/main" noChangeAspect="1"/>
+            </wp:cNvGraphicFramePr>
+            <a:graphic xmlns:a="http://schemas.openxmlformats.org/drawingml/2006/main">
+              <a:graphicData uri="http://schemas.openxmlformats.org/drawingml/2006/picture">
+                <pic:pic xmlns:pic="http://schemas.openxmlformats.org/drawingml/2006/picture">
+                  <pic:nvPicPr>
+                    <pic:cNvPr id="0" name="Picture 26"/>
+                    <pic:cNvPicPr>
+                      <a:picLocks noChangeAspect="1" noChangeArrowheads="1"/>
+                    </pic:cNvPicPr>
+                  </pic:nvPicPr>
+                  <pic:blipFill>
+                    <a:blip r:embed="rId48" cstate="print"/>
+                    <a:srcRect/>
+                    <a:stretch>
+                      <a:fillRect/>
+                    </a:stretch>
+                  </pic:blipFill>
+                  <pic:spPr bwMode="auto">
+                    <a:xfrm>
+                      <a:off x="0" y="0"/>
+                      <a:ext cx="2146935" cy="540385"/>
+                    </a:xfrm>
+                    <a:prstGeom prst="rect">
+                      <a:avLst/>
+                    </a:prstGeom>
+                    <a:noFill/>
+                    <a:ln w="9525">
+                      <a:noFill/>
+                      <a:miter lim="800000"/>
+                      <a:headEnd/>
+                      <a:tailEnd/>
+                    </a:ln>
+                  </pic:spPr>
+                </pic:pic>
+              </a:graphicData>
+            </a:graphic>
+          </wp:inline>
+        </w:drawing>
+      </w:r>
+    </w:p>
+    <w:p>
+      <w:r>
+        <w:t>Запускаем утилит для безопасного редактирования файла</w:t>
+      </w:r>
+    </w:p>
+    <w:p>
+      <w:r>
+        <w:rPr>
+          <w:noProof/>
+          <w:lang w:eastAsia="ru-RU"/>
+        </w:rPr>
+        <w:drawing>
+          <wp:inline distT="0" distB="0" distL="0" distR="0">
+            <wp:extent cx="3074008" cy="337644"/>
+            <wp:effectExtent l="19050" t="0" r="0" b="0"/>
+            <wp:docPr id="44" name="Рисунок 29"/>
+            <wp:cNvGraphicFramePr>
+              <a:graphicFrameLocks xmlns:a="http://schemas.openxmlformats.org/drawingml/2006/main" noChangeAspect="1"/>
+            </wp:cNvGraphicFramePr>
+            <a:graphic xmlns:a="http://schemas.openxmlformats.org/drawingml/2006/main">
+              <a:graphicData uri="http://schemas.openxmlformats.org/drawingml/2006/picture">
+                <pic:pic xmlns:pic="http://schemas.openxmlformats.org/drawingml/2006/picture">
+                  <pic:nvPicPr>
+                    <pic:cNvPr id="0" name="Picture 29"/>
+                    <pic:cNvPicPr>
+                      <a:picLocks noChangeAspect="1" noChangeArrowheads="1"/>
+                    </pic:cNvPicPr>
+                  </pic:nvPicPr>
+                  <pic:blipFill>
+                    <a:blip r:embed="rId49" cstate="print"/>
+                    <a:srcRect/>
+                    <a:stretch>
+                      <a:fillRect/>
+                    </a:stretch>
+                  </pic:blipFill>
+                  <pic:spPr bwMode="auto">
+                    <a:xfrm>
+                      <a:off x="0" y="0"/>
+                      <a:ext cx="3078112" cy="338095"/>
+                    </a:xfrm>
+                    <a:prstGeom prst="rect">
+                      <a:avLst/>
+                    </a:prstGeom>
+                    <a:noFill/>
+                    <a:ln w="9525">
+                      <a:noFill/>
+                      <a:miter lim="800000"/>
+                      <a:headEnd/>
+                      <a:tailEnd/>
+                    </a:ln>
+                  </pic:spPr>
+                </pic:pic>
+              </a:graphicData>
+            </a:graphic>
+          </wp:inline>
+        </w:drawing>
+      </w:r>
+    </w:p>
+    <w:p>
+      <w:r>
+        <w:t>Открывается окно</w:t>
+      </w:r>
+    </w:p>
+    <w:p>
+      <w:r>
+        <w:rPr>
+          <w:noProof/>
+          <w:lang w:eastAsia="ru-RU"/>
+        </w:rPr>
+        <w:lastRenderedPageBreak/>
+        <w:drawing>
+          <wp:inline distT="0" distB="0" distL="0" distR="0">
+            <wp:extent cx="5940425" cy="5268890"/>
+            <wp:effectExtent l="19050" t="0" r="3175" b="0"/>
+            <wp:docPr id="45" name="Рисунок 32"/>
+            <wp:cNvGraphicFramePr>
+              <a:graphicFrameLocks xmlns:a="http://schemas.openxmlformats.org/drawingml/2006/main" noChangeAspect="1"/>
+            </wp:cNvGraphicFramePr>
+            <a:graphic xmlns:a="http://schemas.openxmlformats.org/drawingml/2006/main">
+              <a:graphicData uri="http://schemas.openxmlformats.org/drawingml/2006/picture">
+                <pic:pic xmlns:pic="http://schemas.openxmlformats.org/drawingml/2006/picture">
+                  <pic:nvPicPr>
+                    <pic:cNvPr id="0" name="Picture 32"/>
+                    <pic:cNvPicPr>
+                      <a:picLocks noChangeAspect="1" noChangeArrowheads="1"/>
+                    </pic:cNvPicPr>
+                  </pic:nvPicPr>
+                  <pic:blipFill>
+                    <a:blip r:embed="rId50" cstate="print"/>
+                    <a:srcRect/>
+                    <a:stretch>
+                      <a:fillRect/>
+                    </a:stretch>
+                  </pic:blipFill>
+                  <pic:spPr bwMode="auto">
+                    <a:xfrm>
+                      <a:off x="0" y="0"/>
+                      <a:ext cx="5940425" cy="5268890"/>
+                    </a:xfrm>
+                    <a:prstGeom prst="rect">
+                      <a:avLst/>
+                    </a:prstGeom>
+                    <a:noFill/>
+                    <a:ln w="9525">
+                      <a:noFill/>
+                      <a:miter lim="800000"/>
+                      <a:headEnd/>
+                      <a:tailEnd/>
+                    </a:ln>
+                  </pic:spPr>
+                </pic:pic>
+              </a:graphicData>
+            </a:graphic>
+          </wp:inline>
+        </w:drawing>
+      </w:r>
+    </w:p>
+    <w:p>
+      <w:r>
+        <w:t xml:space="preserve">Добавляем строчку для разрешения группе </w:t>
+      </w:r>
+      <w:r>
+        <w:rPr>
+          <w:lang w:val="en-US"/>
+        </w:rPr>
+        <w:t>wheel</w:t>
+      </w:r>
+      <w:r>
+        <w:t xml:space="preserve"> выполнять команды через суперпользователя</w:t>
+      </w:r>
+    </w:p>
+    <w:p>
+      <w:r>
+        <w:rPr>
+          <w:noProof/>
+          <w:lang w:eastAsia="ru-RU"/>
+        </w:rPr>
+        <w:drawing>
+          <wp:inline distT="0" distB="0" distL="0" distR="0">
+            <wp:extent cx="2369185" cy="270510"/>
+            <wp:effectExtent l="19050" t="0" r="0" b="0"/>
+            <wp:docPr id="47" name="Рисунок 35"/>
+            <wp:cNvGraphicFramePr>
+              <a:graphicFrameLocks xmlns:a="http://schemas.openxmlformats.org/drawingml/2006/main" noChangeAspect="1"/>
+            </wp:cNvGraphicFramePr>
+            <a:graphic xmlns:a="http://schemas.openxmlformats.org/drawingml/2006/main">
+              <a:graphicData uri="http://schemas.openxmlformats.org/drawingml/2006/picture">
+                <pic:pic xmlns:pic="http://schemas.openxmlformats.org/drawingml/2006/picture">
+                  <pic:nvPicPr>
+                    <pic:cNvPr id="0" name="Picture 35"/>
+                    <pic:cNvPicPr>
+                      <a:picLocks noChangeAspect="1" noChangeArrowheads="1"/>
+                    </pic:cNvPicPr>
+                  </pic:nvPicPr>
+                  <pic:blipFill>
+                    <a:blip r:embed="rId51" cstate="print"/>
+                    <a:srcRect/>
+                    <a:stretch>
+                      <a:fillRect/>
+                    </a:stretch>
+                  </pic:blipFill>
+                  <pic:spPr bwMode="auto">
+                    <a:xfrm>
+                      <a:off x="0" y="0"/>
+                      <a:ext cx="2369185" cy="270510"/>
+                    </a:xfrm>
+                    <a:prstGeom prst="rect">
+                      <a:avLst/>
+                    </a:prstGeom>
+                    <a:noFill/>
+                    <a:ln w="9525">
+                      <a:noFill/>
+                      <a:miter lim="800000"/>
+                      <a:headEnd/>
+                      <a:tailEnd/>
+                    </a:ln>
+                  </pic:spPr>
+                </pic:pic>
+              </a:graphicData>
+            </a:graphic>
+          </wp:inline>
+        </w:drawing>
+      </w:r>
+    </w:p>
+    <w:p>
+      <w:r>
+        <w:t>Создаем нового пользователя с домашней директорией</w:t>
+      </w:r>
+    </w:p>
+    <w:p>
+      <w:r>
+        <w:rPr>
+          <w:noProof/>
+          <w:lang w:eastAsia="ru-RU"/>
+        </w:rPr>
+        <w:lastRenderedPageBreak/>
+        <w:drawing>
+          <wp:inline distT="0" distB="0" distL="0" distR="0">
+            <wp:extent cx="5940425" cy="3243022"/>
+            <wp:effectExtent l="19050" t="0" r="3175" b="0"/>
+            <wp:docPr id="48" name="Рисунок 38"/>
+            <wp:cNvGraphicFramePr>
+              <a:graphicFrameLocks xmlns:a="http://schemas.openxmlformats.org/drawingml/2006/main" noChangeAspect="1"/>
+            </wp:cNvGraphicFramePr>
+            <a:graphic xmlns:a="http://schemas.openxmlformats.org/drawingml/2006/main">
+              <a:graphicData uri="http://schemas.openxmlformats.org/drawingml/2006/picture">
+                <pic:pic xmlns:pic="http://schemas.openxmlformats.org/drawingml/2006/picture">
+                  <pic:nvPicPr>
+                    <pic:cNvPr id="0" name="Picture 38"/>
+                    <pic:cNvPicPr>
+                      <a:picLocks noChangeAspect="1" noChangeArrowheads="1"/>
+                    </pic:cNvPicPr>
+                  </pic:nvPicPr>
+                  <pic:blipFill>
+                    <a:blip r:embed="rId52" cstate="print"/>
+                    <a:srcRect/>
+                    <a:stretch>
+                      <a:fillRect/>
+                    </a:stretch>
+                  </pic:blipFill>
+                  <pic:spPr bwMode="auto">
+                    <a:xfrm>
+                      <a:off x="0" y="0"/>
+                      <a:ext cx="5940425" cy="3243022"/>
+                    </a:xfrm>
+                    <a:prstGeom prst="rect">
+                      <a:avLst/>
+                    </a:prstGeom>
+                    <a:noFill/>
+                    <a:ln w="9525">
+                      <a:noFill/>
+                      <a:miter lim="800000"/>
+                      <a:headEnd/>
+                      <a:tailEnd/>
+                    </a:ln>
+                  </pic:spPr>
+                </pic:pic>
+              </a:graphicData>
+            </a:graphic>
+          </wp:inline>
+        </w:drawing>
+      </w:r>
+    </w:p>
+    <w:p>
+      <w:r>
+        <w:t>Меняем пароль для суперпользователя</w:t>
+      </w:r>
+    </w:p>
+    <w:p>
+      <w:r>
+        <w:rPr>
+          <w:noProof/>
+          <w:lang w:eastAsia="ru-RU"/>
+        </w:rPr>
+        <w:drawing>
+          <wp:inline distT="0" distB="0" distL="0" distR="0">
+            <wp:extent cx="4147434" cy="1162235"/>
+            <wp:effectExtent l="19050" t="0" r="5466" b="0"/>
+            <wp:docPr id="50" name="Рисунок 41"/>
+            <wp:cNvGraphicFramePr>
+              <a:graphicFrameLocks xmlns:a="http://schemas.openxmlformats.org/drawingml/2006/main" noChangeAspect="1"/>
+            </wp:cNvGraphicFramePr>
+            <a:graphic xmlns:a="http://schemas.openxmlformats.org/drawingml/2006/main">
+              <a:graphicData uri="http://schemas.openxmlformats.org/drawingml/2006/picture">
+                <pic:pic xmlns:pic="http://schemas.openxmlformats.org/drawingml/2006/picture">
+                  <pic:nvPicPr>
+                    <pic:cNvPr id="0" name="Picture 41"/>
+                    <pic:cNvPicPr>
+                      <a:picLocks noChangeAspect="1" noChangeArrowheads="1"/>
+                    </pic:cNvPicPr>
+                  </pic:nvPicPr>
+                  <pic:blipFill>
+                    <a:blip r:embed="rId53" cstate="print"/>
+                    <a:srcRect/>
+                    <a:stretch>
+                      <a:fillRect/>
+                    </a:stretch>
+                  </pic:blipFill>
+                  <pic:spPr bwMode="auto">
+                    <a:xfrm>
+                      <a:off x="0" y="0"/>
+                      <a:ext cx="4151696" cy="1163429"/>
+                    </a:xfrm>
+                    <a:prstGeom prst="rect">
+                      <a:avLst/>
+                    </a:prstGeom>
+                    <a:noFill/>
+                    <a:ln w="9525">
+                      <a:noFill/>
+                      <a:miter lim="800000"/>
+                      <a:headEnd/>
+                      <a:tailEnd/>
+                    </a:ln>
+                  </pic:spPr>
+                </pic:pic>
+              </a:graphicData>
+            </a:graphic>
+          </wp:inline>
+        </w:drawing>
+      </w:r>
+    </w:p>
+    <w:p>
+      <w:r>
+        <w:t>Создаем группу</w:t>
+      </w:r>
+    </w:p>
+    <w:p>
+      <w:r>
+        <w:rPr>
+          <w:noProof/>
+          <w:lang w:eastAsia="ru-RU"/>
+        </w:rPr>
+        <w:drawing>
+          <wp:inline distT="0" distB="0" distL="0" distR="0">
+            <wp:extent cx="4645912" cy="540688"/>
+            <wp:effectExtent l="19050" t="0" r="2288" b="0"/>
+            <wp:docPr id="51" name="Рисунок 44"/>
+            <wp:cNvGraphicFramePr>
+              <a:graphicFrameLocks xmlns:a="http://schemas.openxmlformats.org/drawingml/2006/main" noChangeAspect="1"/>
+            </wp:cNvGraphicFramePr>
+            <a:graphic xmlns:a="http://schemas.openxmlformats.org/drawingml/2006/main">
+              <a:graphicData uri="http://schemas.openxmlformats.org/drawingml/2006/picture">
+                <pic:pic xmlns:pic="http://schemas.openxmlformats.org/drawingml/2006/picture">
+                  <pic:nvPicPr>
+                    <pic:cNvPr id="0" name="Picture 44"/>
+                    <pic:cNvPicPr>
+                      <a:picLocks noChangeAspect="1" noChangeArrowheads="1"/>
+                    </pic:cNvPicPr>
+                  </pic:nvPicPr>
+                  <pic:blipFill>
+                    <a:blip r:embed="rId54" cstate="print"/>
+                    <a:srcRect/>
+                    <a:stretch>
+                      <a:fillRect/>
+                    </a:stretch>
+                  </pic:blipFill>
+                  <pic:spPr bwMode="auto">
+                    <a:xfrm>
+                      <a:off x="0" y="0"/>
+                      <a:ext cx="4642378" cy="540277"/>
+                    </a:xfrm>
+                    <a:prstGeom prst="rect">
+                      <a:avLst/>
+                    </a:prstGeom>
+                    <a:noFill/>
+                    <a:ln w="9525">
+                      <a:noFill/>
+                      <a:miter lim="800000"/>
+                      <a:headEnd/>
+                      <a:tailEnd/>
+                    </a:ln>
+                  </pic:spPr>
+                </pic:pic>
+              </a:graphicData>
+            </a:graphic>
+          </wp:inline>
+        </w:drawing>
+      </w:r>
+    </w:p>
+    <w:p>
+      <w:r>
+        <w:t xml:space="preserve">Создаем папку и </w:t>
+      </w:r>
+      <w:r>
+        <w:t>назначаем пользователя и группу</w:t>
+      </w:r>
+    </w:p>
+    <w:p>
+      <w:r>
+        <w:rPr>
+          <w:noProof/>
+          <w:lang w:eastAsia="ru-RU"/>
+        </w:rPr>
+        <w:drawing>
+          <wp:inline distT="0" distB="0" distL="0" distR="0">
+            <wp:extent cx="4902808" cy="788244"/>
+            <wp:effectExtent l="19050" t="0" r="0" b="0"/>
+            <wp:docPr id="52" name="Рисунок 47"/>
+            <wp:cNvGraphicFramePr>
+              <a:graphicFrameLocks xmlns:a="http://schemas.openxmlformats.org/drawingml/2006/main" noChangeAspect="1"/>
+            </wp:cNvGraphicFramePr>
+            <a:graphic xmlns:a="http://schemas.openxmlformats.org/drawingml/2006/main">
+              <a:graphicData uri="http://schemas.openxmlformats.org/drawingml/2006/picture">
+                <pic:pic xmlns:pic="http://schemas.openxmlformats.org/drawingml/2006/picture">
+                  <pic:nvPicPr>
+                    <pic:cNvPr id="0" name="Picture 47"/>
+                    <pic:cNvPicPr>
+                      <a:picLocks noChangeAspect="1" noChangeArrowheads="1"/>
+                    </pic:cNvPicPr>
+                  </pic:nvPicPr>
+                  <pic:blipFill>
+                    <a:blip r:embed="rId55" cstate="print"/>
+                    <a:srcRect/>
+                    <a:stretch>
+                      <a:fillRect/>
+                    </a:stretch>
+                  </pic:blipFill>
+                  <pic:spPr bwMode="auto">
+                    <a:xfrm>
+                      <a:off x="0" y="0"/>
+                      <a:ext cx="4902343" cy="788169"/>
+                    </a:xfrm>
+                    <a:prstGeom prst="rect">
+                      <a:avLst/>
+                    </a:prstGeom>
+                    <a:noFill/>
+                    <a:ln w="9525">
+                      <a:noFill/>
+                      <a:miter lim="800000"/>
+                      <a:headEnd/>
+                      <a:tailEnd/>
+                    </a:ln>
+                  </pic:spPr>
+                </pic:pic>
+              </a:graphicData>
+            </a:graphic>
+          </wp:inline>
+        </w:drawing>
+      </w:r>
+    </w:p>
+    <w:p>
+      <w:r>
+        <w:t>Пользователь ansible получае</w:t>
+      </w:r>
+      <w:r>
+        <w:t>т права на чтение и запись (6).</w:t>
+      </w:r>
+    </w:p>
+    <w:p>
+      <w:r>
+        <w:t>Группа wheel получ</w:t>
+      </w:r>
+      <w:r>
+        <w:t>ает только право на чтение (4).</w:t>
+      </w:r>
+    </w:p>
+    <w:p>
+      <w:r>
+        <w:t>Остальные пользователи не имеют никаких прав (0).</w:t>
+      </w:r>
+    </w:p>
+    <w:p>
+      <w:r>
+        <w:rPr>
+          <w:noProof/>
+          <w:lang w:eastAsia="ru-RU"/>
+        </w:rPr>
+        <w:drawing>
+          <wp:inline distT="0" distB="0" distL="0" distR="0">
+            <wp:extent cx="4544999" cy="492819"/>
+            <wp:effectExtent l="19050" t="0" r="7951" b="0"/>
+            <wp:docPr id="53" name="Рисунок 50"/>
+            <wp:cNvGraphicFramePr>
+              <a:graphicFrameLocks xmlns:a="http://schemas.openxmlformats.org/drawingml/2006/main" noChangeAspect="1"/>
+            </wp:cNvGraphicFramePr>
+            <a:graphic xmlns:a="http://schemas.openxmlformats.org/drawingml/2006/main">
+              <a:graphicData uri="http://schemas.openxmlformats.org/drawingml/2006/picture">
+                <pic:pic xmlns:pic="http://schemas.openxmlformats.org/drawingml/2006/picture">
+                  <pic:nvPicPr>
+                    <pic:cNvPr id="0" name="Picture 50"/>
+                    <pic:cNvPicPr>
+                      <a:picLocks noChangeAspect="1" noChangeArrowheads="1"/>
+                    </pic:cNvPicPr>
+                  </pic:nvPicPr>
+                  <pic:blipFill>
+                    <a:blip r:embed="rId56" cstate="print"/>
+                    <a:srcRect/>
+                    <a:stretch>
+                      <a:fillRect/>
+                    </a:stretch>
+                  </pic:blipFill>
+                  <pic:spPr bwMode="auto">
+                    <a:xfrm>
+                      <a:off x="0" y="0"/>
+                      <a:ext cx="4550373" cy="493402"/>
+                    </a:xfrm>
+                    <a:prstGeom prst="rect">
+                      <a:avLst/>
+                    </a:prstGeom>
+                    <a:noFill/>
+                    <a:ln w="9525">
+                      <a:noFill/>
+                      <a:miter lim="800000"/>
+                      <a:headEnd/>
+                      <a:tailEnd/>
+                    </a:ln>
+                  </pic:spPr>
+                </pic:pic>
+              </a:graphicData>
+            </a:graphic>
+          </wp:inline>
+        </w:drawing>
+      </w:r>
+    </w:p>
+    <w:p>
+      <w:r>
+        <w:lastRenderedPageBreak/>
+        <w:t>Открываем файл</w:t>
+      </w:r>
+    </w:p>
+    <w:p>
+      <w:r>
+        <w:rPr>
+          <w:noProof/>
+          <w:lang w:eastAsia="ru-RU"/>
+        </w:rPr>
+        <w:drawing>
+          <wp:inline distT="0" distB="0" distL="0" distR="0">
+            <wp:extent cx="2894330" cy="437515"/>
+            <wp:effectExtent l="19050" t="0" r="1270" b="0"/>
+            <wp:docPr id="54" name="Рисунок 53"/>
+            <wp:cNvGraphicFramePr>
+              <a:graphicFrameLocks xmlns:a="http://schemas.openxmlformats.org/drawingml/2006/main" noChangeAspect="1"/>
+            </wp:cNvGraphicFramePr>
+            <a:graphic xmlns:a="http://schemas.openxmlformats.org/drawingml/2006/main">
+              <a:graphicData uri="http://schemas.openxmlformats.org/drawingml/2006/picture">
+                <pic:pic xmlns:pic="http://schemas.openxmlformats.org/drawingml/2006/picture">
+                  <pic:nvPicPr>
+                    <pic:cNvPr id="0" name="Picture 53"/>
+                    <pic:cNvPicPr>
+                      <a:picLocks noChangeAspect="1" noChangeArrowheads="1"/>
+                    </pic:cNvPicPr>
+                  </pic:nvPicPr>
+                  <pic:blipFill>
+                    <a:blip r:embed="rId57" cstate="print"/>
+                    <a:srcRect/>
+                    <a:stretch>
+                      <a:fillRect/>
+                    </a:stretch>
+                  </pic:blipFill>
+                  <pic:spPr bwMode="auto">
+                    <a:xfrm>
+                      <a:off x="0" y="0"/>
+                      <a:ext cx="2894330" cy="437515"/>
+                    </a:xfrm>
+                    <a:prstGeom prst="rect">
+                      <a:avLst/>
+                    </a:prstGeom>
+                    <a:noFill/>
+                    <a:ln w="9525">
+                      <a:noFill/>
+                      <a:miter lim="800000"/>
+                      <a:headEnd/>
+                      <a:tailEnd/>
+                    </a:ln>
+                  </pic:spPr>
+                </pic:pic>
+              </a:graphicData>
+            </a:graphic>
+          </wp:inline>
+        </w:drawing>
+      </w:r>
+    </w:p>
+    <w:p>
+      <w:r>
+        <w:rPr>
+          <w:noProof/>
+          <w:lang w:eastAsia="ru-RU"/>
+        </w:rPr>
+        <w:drawing>
+          <wp:inline distT="0" distB="0" distL="0" distR="0">
+            <wp:extent cx="5940425" cy="3859180"/>
+            <wp:effectExtent l="19050" t="0" r="3175" b="0"/>
+            <wp:docPr id="56" name="Рисунок 56"/>
+            <wp:cNvGraphicFramePr>
+              <a:graphicFrameLocks xmlns:a="http://schemas.openxmlformats.org/drawingml/2006/main" noChangeAspect="1"/>
+            </wp:cNvGraphicFramePr>
+            <a:graphic xmlns:a="http://schemas.openxmlformats.org/drawingml/2006/main">
+              <a:graphicData uri="http://schemas.openxmlformats.org/drawingml/2006/picture">
+                <pic:pic xmlns:pic="http://schemas.openxmlformats.org/drawingml/2006/picture">
+                  <pic:nvPicPr>
+                    <pic:cNvPr id="0" name="Picture 56"/>
+                    <pic:cNvPicPr>
+                      <a:picLocks noChangeAspect="1" noChangeArrowheads="1"/>
+                    </pic:cNvPicPr>
+                  </pic:nvPicPr>
+                  <pic:blipFill>
+                    <a:blip r:embed="rId58" cstate="print"/>
+                    <a:srcRect/>
+                    <a:stretch>
+                      <a:fillRect/>
+                    </a:stretch>
+                  </pic:blipFill>
+                  <pic:spPr bwMode="auto">
+                    <a:xfrm>
+                      <a:off x="0" y="0"/>
+                      <a:ext cx="5940425" cy="3859180"/>
+                    </a:xfrm>
+                    <a:prstGeom prst="rect">
+                      <a:avLst/>
+                    </a:prstGeom>
+                    <a:noFill/>
+                    <a:ln w="9525">
+                      <a:noFill/>
+                      <a:miter lim="800000"/>
+                      <a:headEnd/>
+                      <a:tailEnd/>
+                    </a:ln>
+                  </pic:spPr>
+                </pic:pic>
+              </a:graphicData>
+            </a:graphic>
+          </wp:inline>
+        </w:drawing>
+      </w:r>
+    </w:p>
+    <w:p>
+      <w:r>
+        <w:t>В конце файла добавляем</w:t>
+      </w:r>
+    </w:p>
+    <w:p>
+      <w:r>
+        <w:rPr>
+          <w:noProof/>
+          <w:lang w:eastAsia="ru-RU"/>
+        </w:rPr>
+        <w:drawing>
+          <wp:inline distT="0" distB="0" distL="0" distR="0">
+            <wp:extent cx="3546475" cy="469265"/>
+            <wp:effectExtent l="19050" t="0" r="0" b="0"/>
+            <wp:docPr id="59" name="Рисунок 59"/>
+            <wp:cNvGraphicFramePr>
+              <a:graphicFrameLocks xmlns:a="http://schemas.openxmlformats.org/drawingml/2006/main" noChangeAspect="1"/>
+            </wp:cNvGraphicFramePr>
+            <a:graphic xmlns:a="http://schemas.openxmlformats.org/drawingml/2006/main">
+              <a:graphicData uri="http://schemas.openxmlformats.org/drawingml/2006/picture">
+                <pic:pic xmlns:pic="http://schemas.openxmlformats.org/drawingml/2006/picture">
+                  <pic:nvPicPr>
+                    <pic:cNvPr id="0" name="Picture 59"/>
+                    <pic:cNvPicPr>
+                      <a:picLocks noChangeAspect="1" noChangeArrowheads="1"/>
+                    </pic:cNvPicPr>
+                  </pic:nvPicPr>
+                  <pic:blipFill>
+                    <a:blip r:embed="rId59" cstate="print"/>
+                    <a:srcRect/>
+                    <a:stretch>
+                      <a:fillRect/>
+                    </a:stretch>
+                  </pic:blipFill>
+                  <pic:spPr bwMode="auto">
+                    <a:xfrm>
+                      <a:off x="0" y="0"/>
+                      <a:ext cx="3546475" cy="469265"/>
+                    </a:xfrm>
+                    <a:prstGeom prst="rect">
+                      <a:avLst/>
+                    </a:prstGeom>
+                    <a:noFill/>
+                    <a:ln w="9525">
+                      <a:noFill/>
+                      <a:miter lim="800000"/>
+                      <a:headEnd/>
+                      <a:tailEnd/>
+                    </a:ln>
+                  </pic:spPr>
+                </pic:pic>
+              </a:graphicData>
+            </a:graphic>
+          </wp:inline>
+        </w:drawing>
+      </w:r>
+    </w:p>
+    <w:p>
+      <w:r>
+        <w:t>Для синхонизации истории между сессиями добавляем после этих строчек еще эту строчку</w:t>
+      </w:r>
+    </w:p>
+    <w:p>
+      <w:r>
+        <w:rPr>
+          <w:noProof/>
+          <w:lang w:eastAsia="ru-RU"/>
+        </w:rPr>
+        <w:drawing>
+          <wp:inline distT="0" distB="0" distL="0" distR="0">
+            <wp:extent cx="4699000" cy="349885"/>
+            <wp:effectExtent l="19050" t="0" r="6350" b="0"/>
+            <wp:docPr id="62" name="Рисунок 62"/>
+            <wp:cNvGraphicFramePr>
+              <a:graphicFrameLocks xmlns:a="http://schemas.openxmlformats.org/drawingml/2006/main" noChangeAspect="1"/>
+            </wp:cNvGraphicFramePr>
+            <a:graphic xmlns:a="http://schemas.openxmlformats.org/drawingml/2006/main">
+              <a:graphicData uri="http://schemas.openxmlformats.org/drawingml/2006/picture">
+                <pic:pic xmlns:pic="http://schemas.openxmlformats.org/drawingml/2006/picture">
+                  <pic:nvPicPr>
+                    <pic:cNvPr id="0" name="Picture 62"/>
+                    <pic:cNvPicPr>
+                      <a:picLocks noChangeAspect="1" noChangeArrowheads="1"/>
+                    </pic:cNvPicPr>
+                  </pic:nvPicPr>
+                  <pic:blipFill>
+                    <a:blip r:embed="rId60" cstate="print"/>
+                    <a:srcRect/>
+                    <a:stretch>
+                      <a:fillRect/>
+                    </a:stretch>
+                  </pic:blipFill>
+                  <pic:spPr bwMode="auto">
+                    <a:xfrm>
+                      <a:off x="0" y="0"/>
+                      <a:ext cx="4699000" cy="349885"/>
+                    </a:xfrm>
+                    <a:prstGeom prst="rect">
+                      <a:avLst/>
+                    </a:prstGeom>
+                    <a:noFill/>
+                    <a:ln w="9525">
+                      <a:noFill/>
+                      <a:miter lim="800000"/>
+                      <a:headEnd/>
+                      <a:tailEnd/>
+                    </a:ln>
+                  </pic:spPr>
+                </pic:pic>
+              </a:graphicData>
+            </a:graphic>
+          </wp:inline>
+        </w:drawing>
+      </w:r>
+    </w:p>
+    <w:p>
+      <w:r>
+        <w:t>Выходим из режима суперпользователя</w:t>
+      </w:r>
+    </w:p>
+    <w:p>
+      <w:r>
+        <w:rPr>
+          <w:noProof/>
+          <w:lang w:eastAsia="ru-RU"/>
+        </w:rPr>
+        <w:drawing>
+          <wp:inline distT="0" distB="0" distL="0" distR="0">
+            <wp:extent cx="2409190" cy="922655"/>
+            <wp:effectExtent l="19050" t="0" r="0" b="0"/>
+            <wp:docPr id="65" name="Рисунок 65"/>
+            <wp:cNvGraphicFramePr>
+              <a:graphicFrameLocks xmlns:a="http://schemas.openxmlformats.org/drawingml/2006/main" noChangeAspect="1"/>
+            </wp:cNvGraphicFramePr>
+            <a:graphic xmlns:a="http://schemas.openxmlformats.org/drawingml/2006/main">
+              <a:graphicData uri="http://schemas.openxmlformats.org/drawingml/2006/picture">
+                <pic:pic xmlns:pic="http://schemas.openxmlformats.org/drawingml/2006/picture">
+                  <pic:nvPicPr>
+                    <pic:cNvPr id="0" name="Picture 65"/>
+                    <pic:cNvPicPr>
+                      <a:picLocks noChangeAspect="1" noChangeArrowheads="1"/>
+                    </pic:cNvPicPr>
+                  </pic:nvPicPr>
+                  <pic:blipFill>
+                    <a:blip r:embed="rId61" cstate="print"/>
+                    <a:srcRect/>
+                    <a:stretch>
+                      <a:fillRect/>
+                    </a:stretch>
+                  </pic:blipFill>
+                  <pic:spPr bwMode="auto">
+                    <a:xfrm>
+                      <a:off x="0" y="0"/>
+                      <a:ext cx="2409190" cy="922655"/>
+                    </a:xfrm>
+                    <a:prstGeom prst="rect">
+                      <a:avLst/>
+                    </a:prstGeom>
+                    <a:noFill/>
+                    <a:ln w="9525">
+                      <a:noFill/>
+                      <a:miter lim="800000"/>
+                      <a:headEnd/>
+                      <a:tailEnd/>
+                    </a:ln>
+                  </pic:spPr>
+                </pic:pic>
+              </a:graphicData>
+            </a:graphic>
+          </wp:inline>
+        </w:drawing>
       </w:r>
     </w:p>
     <w:p/>
+    <w:p/>
+    <w:p>
+      <w:pPr>
+        <w:pStyle w:val="2"/>
+      </w:pPr>
+      <w:r>
+        <w:lastRenderedPageBreak/>
+        <w:t>Часть 3</w:t>
+      </w:r>
+    </w:p>
+    <w:p>
+      <w:r>
+        <w:t>На линуксном окружении</w:t>
+      </w:r>
+    </w:p>
+    <w:p>
+      <w:r>
+        <w:t>Генерируем в терминале на локальном компьютере (не на вм) ключ</w:t>
+      </w:r>
+    </w:p>
+    <w:p>
+      <w:r>
+        <w:rPr>
+          <w:noProof/>
+          <w:lang w:eastAsia="ru-RU"/>
+        </w:rPr>
+        <w:drawing>
+          <wp:inline distT="0" distB="0" distL="0" distR="0">
+            <wp:extent cx="5940425" cy="4157272"/>
+            <wp:effectExtent l="19050" t="0" r="3175" b="0"/>
+            <wp:docPr id="98" name="Рисунок 98"/>
+            <wp:cNvGraphicFramePr>
+              <a:graphicFrameLocks xmlns:a="http://schemas.openxmlformats.org/drawingml/2006/main" noChangeAspect="1"/>
+            </wp:cNvGraphicFramePr>
+            <a:graphic xmlns:a="http://schemas.openxmlformats.org/drawingml/2006/main">
+              <a:graphicData uri="http://schemas.openxmlformats.org/drawingml/2006/picture">
+                <pic:pic xmlns:pic="http://schemas.openxmlformats.org/drawingml/2006/picture">
+                  <pic:nvPicPr>
+                    <pic:cNvPr id="0" name="Picture 98"/>
+                    <pic:cNvPicPr>
+                      <a:picLocks noChangeAspect="1" noChangeArrowheads="1"/>
+                    </pic:cNvPicPr>
+                  </pic:nvPicPr>
+                  <pic:blipFill>
+                    <a:blip r:embed="rId62" cstate="print"/>
+                    <a:srcRect/>
+                    <a:stretch>
+                      <a:fillRect/>
+                    </a:stretch>
+                  </pic:blipFill>
+                  <pic:spPr bwMode="auto">
+                    <a:xfrm>
+                      <a:off x="0" y="0"/>
+                      <a:ext cx="5940425" cy="4157272"/>
+                    </a:xfrm>
+                    <a:prstGeom prst="rect">
+                      <a:avLst/>
+                    </a:prstGeom>
+                    <a:noFill/>
+                    <a:ln w="9525">
+                      <a:noFill/>
+                      <a:miter lim="800000"/>
+                      <a:headEnd/>
+                      <a:tailEnd/>
+                    </a:ln>
+                  </pic:spPr>
+                </pic:pic>
+              </a:graphicData>
+            </a:graphic>
+          </wp:inline>
+        </w:drawing>
+      </w:r>
+    </w:p>
+    <w:p>
+      <w:r>
+        <w:t>Создались файлы с ключами</w:t>
+      </w:r>
+    </w:p>
+    <w:p>
+      <w:r>
+        <w:rPr>
+          <w:noProof/>
+          <w:lang w:eastAsia="ru-RU"/>
+        </w:rPr>
+        <w:drawing>
+          <wp:inline distT="0" distB="0" distL="0" distR="0">
+            <wp:extent cx="3849268" cy="1129085"/>
+            <wp:effectExtent l="19050" t="0" r="0" b="0"/>
+            <wp:docPr id="74" name="Рисунок 74"/>
+            <wp:cNvGraphicFramePr>
+              <a:graphicFrameLocks xmlns:a="http://schemas.openxmlformats.org/drawingml/2006/main" noChangeAspect="1"/>
+            </wp:cNvGraphicFramePr>
+            <a:graphic xmlns:a="http://schemas.openxmlformats.org/drawingml/2006/main">
+              <a:graphicData uri="http://schemas.openxmlformats.org/drawingml/2006/picture">
+                <pic:pic xmlns:pic="http://schemas.openxmlformats.org/drawingml/2006/picture">
+                  <pic:nvPicPr>
+                    <pic:cNvPr id="0" name="Picture 74"/>
+                    <pic:cNvPicPr>
+                      <a:picLocks noChangeAspect="1" noChangeArrowheads="1"/>
+                    </pic:cNvPicPr>
+                  </pic:nvPicPr>
+                  <pic:blipFill>
+                    <a:blip r:embed="rId63" cstate="print"/>
+                    <a:srcRect b="31414"/>
+                    <a:stretch>
+                      <a:fillRect/>
+                    </a:stretch>
+                  </pic:blipFill>
+                  <pic:spPr bwMode="auto">
+                    <a:xfrm>
+                      <a:off x="0" y="0"/>
+                      <a:ext cx="3849268" cy="1129085"/>
+                    </a:xfrm>
+                    <a:prstGeom prst="rect">
+                      <a:avLst/>
+                    </a:prstGeom>
+                    <a:noFill/>
+                    <a:ln w="9525">
+                      <a:noFill/>
+                      <a:miter lim="800000"/>
+                      <a:headEnd/>
+                      <a:tailEnd/>
+                    </a:ln>
+                  </pic:spPr>
+                </pic:pic>
+              </a:graphicData>
+            </a:graphic>
+          </wp:inline>
+        </w:drawing>
+      </w:r>
+    </w:p>
+    <w:p>
+      <w:pPr>
+        <w:rPr>
+          <w:lang w:val="en-US"/>
+        </w:rPr>
+      </w:pPr>
+      <w:r>
+        <w:t xml:space="preserve">Смотрим ключ </w:t>
+      </w:r>
+      <w:r>
+        <w:rPr>
+          <w:noProof/>
+          <w:lang w:eastAsia="ru-RU"/>
+        </w:rPr>
+        <w:drawing>
+          <wp:inline distT="0" distB="0" distL="0" distR="0">
+            <wp:extent cx="5940425" cy="953368"/>
+            <wp:effectExtent l="19050" t="0" r="3175" b="0"/>
+            <wp:docPr id="77" name="Рисунок 77"/>
+            <wp:cNvGraphicFramePr>
+              <a:graphicFrameLocks xmlns:a="http://schemas.openxmlformats.org/drawingml/2006/main" noChangeAspect="1"/>
+            </wp:cNvGraphicFramePr>
+            <a:graphic xmlns:a="http://schemas.openxmlformats.org/drawingml/2006/main">
+              <a:graphicData uri="http://schemas.openxmlformats.org/drawingml/2006/picture">
+                <pic:pic xmlns:pic="http://schemas.openxmlformats.org/drawingml/2006/picture">
+                  <pic:nvPicPr>
+                    <pic:cNvPr id="0" name="Picture 77"/>
+                    <pic:cNvPicPr>
+                      <a:picLocks noChangeAspect="1" noChangeArrowheads="1"/>
+                    </pic:cNvPicPr>
+                  </pic:nvPicPr>
+                  <pic:blipFill>
+                    <a:blip r:embed="rId64" cstate="print"/>
+                    <a:srcRect/>
+                    <a:stretch>
+                      <a:fillRect/>
+                    </a:stretch>
+                  </pic:blipFill>
+                  <pic:spPr bwMode="auto">
+                    <a:xfrm>
+                      <a:off x="0" y="0"/>
+                      <a:ext cx="5940425" cy="953368"/>
+                    </a:xfrm>
+                    <a:prstGeom prst="rect">
+                      <a:avLst/>
+                    </a:prstGeom>
+                    <a:noFill/>
+                    <a:ln w="9525">
+                      <a:noFill/>
+                      <a:miter lim="800000"/>
+                      <a:headEnd/>
+                      <a:tailEnd/>
+                    </a:ln>
+                  </pic:spPr>
+                </pic:pic>
+              </a:graphicData>
+            </a:graphic>
+          </wp:inline>
+        </w:drawing>
+      </w:r>
+    </w:p>
+    <w:p>
+      <w:r>
+        <w:t>Скачивай программу для генерации ключа и открываем</w:t>
+      </w:r>
+    </w:p>
+    <w:p>
+      <w:r>
+        <w:rPr>
+          <w:noProof/>
+          <w:lang w:eastAsia="ru-RU"/>
+        </w:rPr>
+        <w:lastRenderedPageBreak/>
+        <w:drawing>
+          <wp:inline distT="0" distB="0" distL="0" distR="0">
+            <wp:extent cx="5940425" cy="4767570"/>
+            <wp:effectExtent l="19050" t="0" r="3175" b="0"/>
+            <wp:docPr id="80" name="Рисунок 80"/>
+            <wp:cNvGraphicFramePr>
+              <a:graphicFrameLocks xmlns:a="http://schemas.openxmlformats.org/drawingml/2006/main" noChangeAspect="1"/>
+            </wp:cNvGraphicFramePr>
+            <a:graphic xmlns:a="http://schemas.openxmlformats.org/drawingml/2006/main">
+              <a:graphicData uri="http://schemas.openxmlformats.org/drawingml/2006/picture">
+                <pic:pic xmlns:pic="http://schemas.openxmlformats.org/drawingml/2006/picture">
+                  <pic:nvPicPr>
+                    <pic:cNvPr id="0" name="Picture 80"/>
+                    <pic:cNvPicPr>
+                      <a:picLocks noChangeAspect="1" noChangeArrowheads="1"/>
+                    </pic:cNvPicPr>
+                  </pic:nvPicPr>
+                  <pic:blipFill>
+                    <a:blip r:embed="rId65" cstate="print"/>
+                    <a:srcRect/>
+                    <a:stretch>
+                      <a:fillRect/>
+                    </a:stretch>
+                  </pic:blipFill>
+                  <pic:spPr bwMode="auto">
+                    <a:xfrm>
+                      <a:off x="0" y="0"/>
+                      <a:ext cx="5940425" cy="4767570"/>
+                    </a:xfrm>
+                    <a:prstGeom prst="rect">
+                      <a:avLst/>
+                    </a:prstGeom>
+                    <a:noFill/>
+                    <a:ln w="9525">
+                      <a:noFill/>
+                      <a:miter lim="800000"/>
+                      <a:headEnd/>
+                      <a:tailEnd/>
+                    </a:ln>
+                  </pic:spPr>
+                </pic:pic>
+              </a:graphicData>
+            </a:graphic>
+          </wp:inline>
+        </w:drawing>
+      </w:r>
+    </w:p>
+    <w:p>
+      <w:r>
+        <w:t>Генерируется</w:t>
+      </w:r>
+    </w:p>
+    <w:p>
+      <w:r>
+        <w:rPr>
+          <w:noProof/>
+          <w:lang w:eastAsia="ru-RU"/>
+        </w:rPr>
+        <w:drawing>
+          <wp:inline distT="0" distB="0" distL="0" distR="0">
+            <wp:extent cx="5940425" cy="2241931"/>
+            <wp:effectExtent l="19050" t="0" r="3175" b="0"/>
+            <wp:docPr id="83" name="Рисунок 83"/>
+            <wp:cNvGraphicFramePr>
+              <a:graphicFrameLocks xmlns:a="http://schemas.openxmlformats.org/drawingml/2006/main" noChangeAspect="1"/>
+            </wp:cNvGraphicFramePr>
+            <a:graphic xmlns:a="http://schemas.openxmlformats.org/drawingml/2006/main">
+              <a:graphicData uri="http://schemas.openxmlformats.org/drawingml/2006/picture">
+                <pic:pic xmlns:pic="http://schemas.openxmlformats.org/drawingml/2006/picture">
+                  <pic:nvPicPr>
+                    <pic:cNvPr id="0" name="Picture 83"/>
+                    <pic:cNvPicPr>
+                      <a:picLocks noChangeAspect="1" noChangeArrowheads="1"/>
+                    </pic:cNvPicPr>
+                  </pic:nvPicPr>
+                  <pic:blipFill>
+                    <a:blip r:embed="rId66" cstate="print"/>
+                    <a:srcRect/>
+                    <a:stretch>
+                      <a:fillRect/>
+                    </a:stretch>
+                  </pic:blipFill>
+                  <pic:spPr bwMode="auto">
+                    <a:xfrm>
+                      <a:off x="0" y="0"/>
+                      <a:ext cx="5940425" cy="2241931"/>
+                    </a:xfrm>
+                    <a:prstGeom prst="rect">
+                      <a:avLst/>
+                    </a:prstGeom>
+                    <a:noFill/>
+                    <a:ln w="9525">
+                      <a:noFill/>
+                      <a:miter lim="800000"/>
+                      <a:headEnd/>
+                      <a:tailEnd/>
+                    </a:ln>
+                  </pic:spPr>
+                </pic:pic>
+              </a:graphicData>
+            </a:graphic>
+          </wp:inline>
+        </w:drawing>
+      </w:r>
+    </w:p>
+    <w:p>
+      <w:r>
+        <w:t>Ключ сгенерировался</w:t>
+      </w:r>
+    </w:p>
+    <w:p>
+      <w:r>
+        <w:rPr>
+          <w:noProof/>
+          <w:lang w:eastAsia="ru-RU"/>
+        </w:rPr>
+        <w:lastRenderedPageBreak/>
+        <w:drawing>
+          <wp:inline distT="0" distB="0" distL="0" distR="0">
+            <wp:extent cx="5940425" cy="4760129"/>
+            <wp:effectExtent l="19050" t="0" r="3175" b="0"/>
+            <wp:docPr id="89" name="Рисунок 89"/>
+            <wp:cNvGraphicFramePr>
+              <a:graphicFrameLocks xmlns:a="http://schemas.openxmlformats.org/drawingml/2006/main" noChangeAspect="1"/>
+            </wp:cNvGraphicFramePr>
+            <a:graphic xmlns:a="http://schemas.openxmlformats.org/drawingml/2006/main">
+              <a:graphicData uri="http://schemas.openxmlformats.org/drawingml/2006/picture">
+                <pic:pic xmlns:pic="http://schemas.openxmlformats.org/drawingml/2006/picture">
+                  <pic:nvPicPr>
+                    <pic:cNvPr id="0" name="Picture 89"/>
+                    <pic:cNvPicPr>
+                      <a:picLocks noChangeAspect="1" noChangeArrowheads="1"/>
+                    </pic:cNvPicPr>
+                  </pic:nvPicPr>
+                  <pic:blipFill>
+                    <a:blip r:embed="rId67" cstate="print"/>
+                    <a:srcRect/>
+                    <a:stretch>
+                      <a:fillRect/>
+                    </a:stretch>
+                  </pic:blipFill>
+                  <pic:spPr bwMode="auto">
+                    <a:xfrm>
+                      <a:off x="0" y="0"/>
+                      <a:ext cx="5940425" cy="4760129"/>
+                    </a:xfrm>
+                    <a:prstGeom prst="rect">
+                      <a:avLst/>
+                    </a:prstGeom>
+                    <a:noFill/>
+                    <a:ln w="9525">
+                      <a:noFill/>
+                      <a:miter lim="800000"/>
+                      <a:headEnd/>
+                      <a:tailEnd/>
+                    </a:ln>
+                  </pic:spPr>
+                </pic:pic>
+              </a:graphicData>
+            </a:graphic>
+          </wp:inline>
+        </w:drawing>
+      </w:r>
+    </w:p>
+    <w:p>
+      <w:r>
+        <w:t>Сохраняем публичный ключ</w:t>
+      </w:r>
+    </w:p>
+    <w:p>
+      <w:r>
+        <w:rPr>
+          <w:noProof/>
+          <w:lang w:eastAsia="ru-RU"/>
+        </w:rPr>
+        <w:drawing>
+          <wp:inline distT="0" distB="0" distL="0" distR="0">
+            <wp:extent cx="5940425" cy="1136602"/>
+            <wp:effectExtent l="19050" t="0" r="3175" b="0"/>
+            <wp:docPr id="86" name="Рисунок 86"/>
+            <wp:cNvGraphicFramePr>
+              <a:graphicFrameLocks xmlns:a="http://schemas.openxmlformats.org/drawingml/2006/main" noChangeAspect="1"/>
+            </wp:cNvGraphicFramePr>
+            <a:graphic xmlns:a="http://schemas.openxmlformats.org/drawingml/2006/main">
+              <a:graphicData uri="http://schemas.openxmlformats.org/drawingml/2006/picture">
+                <pic:pic xmlns:pic="http://schemas.openxmlformats.org/drawingml/2006/picture">
+                  <pic:nvPicPr>
+                    <pic:cNvPr id="0" name="Picture 86"/>
+                    <pic:cNvPicPr>
+                      <a:picLocks noChangeAspect="1" noChangeArrowheads="1"/>
+                    </pic:cNvPicPr>
+                  </pic:nvPicPr>
+                  <pic:blipFill>
+                    <a:blip r:embed="rId68" cstate="print"/>
+                    <a:srcRect/>
+                    <a:stretch>
+                      <a:fillRect/>
+                    </a:stretch>
+                  </pic:blipFill>
+                  <pic:spPr bwMode="auto">
+                    <a:xfrm>
+                      <a:off x="0" y="0"/>
+                      <a:ext cx="5940425" cy="1136602"/>
+                    </a:xfrm>
+                    <a:prstGeom prst="rect">
+                      <a:avLst/>
+                    </a:prstGeom>
+                    <a:noFill/>
+                    <a:ln w="9525">
+                      <a:noFill/>
+                      <a:miter lim="800000"/>
+                      <a:headEnd/>
+                      <a:tailEnd/>
+                    </a:ln>
+                  </pic:spPr>
+                </pic:pic>
+              </a:graphicData>
+            </a:graphic>
+          </wp:inline>
+        </w:drawing>
+      </w:r>
+    </w:p>
+    <w:p>
+      <w:pPr>
+        <w:rPr>
+          <w:lang w:val="en-US"/>
+        </w:rPr>
+      </w:pPr>
+      <w:r>
+        <w:t>Сохраняем приватный ключ</w:t>
+      </w:r>
+    </w:p>
+    <w:p>
+      <w:pPr>
+        <w:rPr>
+          <w:lang w:val="en-US"/>
+        </w:rPr>
+      </w:pPr>
+      <w:r>
+        <w:rPr>
+          <w:noProof/>
+          <w:lang w:eastAsia="ru-RU"/>
+        </w:rPr>
+        <w:drawing>
+          <wp:inline distT="0" distB="0" distL="0" distR="0">
+            <wp:extent cx="5270470" cy="1232452"/>
+            <wp:effectExtent l="19050" t="0" r="6380" b="0"/>
+            <wp:docPr id="95" name="Рисунок 95"/>
+            <wp:cNvGraphicFramePr>
+              <a:graphicFrameLocks xmlns:a="http://schemas.openxmlformats.org/drawingml/2006/main" noChangeAspect="1"/>
+            </wp:cNvGraphicFramePr>
+            <a:graphic xmlns:a="http://schemas.openxmlformats.org/drawingml/2006/main">
+              <a:graphicData uri="http://schemas.openxmlformats.org/drawingml/2006/picture">
+                <pic:pic xmlns:pic="http://schemas.openxmlformats.org/drawingml/2006/picture">
+                  <pic:nvPicPr>
+                    <pic:cNvPr id="0" name="Picture 95"/>
+                    <pic:cNvPicPr>
+                      <a:picLocks noChangeAspect="1" noChangeArrowheads="1"/>
+                    </pic:cNvPicPr>
+                  </pic:nvPicPr>
+                  <pic:blipFill>
+                    <a:blip r:embed="rId69" cstate="print"/>
+                    <a:srcRect/>
+                    <a:stretch>
+                      <a:fillRect/>
+                    </a:stretch>
+                  </pic:blipFill>
+                  <pic:spPr bwMode="auto">
+                    <a:xfrm>
+                      <a:off x="0" y="0"/>
+                      <a:ext cx="5277917" cy="1234193"/>
+                    </a:xfrm>
+                    <a:prstGeom prst="rect">
+                      <a:avLst/>
+                    </a:prstGeom>
+                    <a:noFill/>
+                    <a:ln w="9525">
+                      <a:noFill/>
+                      <a:miter lim="800000"/>
+                      <a:headEnd/>
+                      <a:tailEnd/>
+                    </a:ln>
+                  </pic:spPr>
+                </pic:pic>
+              </a:graphicData>
+            </a:graphic>
+          </wp:inline>
+        </w:drawing>
+      </w:r>
+    </w:p>
+    <w:p>
+      <w:r>
+        <w:t>Сохраняем в поддержваемый формат</w:t>
+      </w:r>
+    </w:p>
+    <w:p>
+      <w:pPr>
+        <w:rPr>
+          <w:lang w:val="en-US"/>
+        </w:rPr>
+      </w:pPr>
+      <w:r>
+        <w:rPr>
+          <w:noProof/>
+          <w:lang w:eastAsia="ru-RU"/>
+        </w:rPr>
+        <w:lastRenderedPageBreak/>
+        <w:drawing>
+          <wp:inline distT="0" distB="0" distL="0" distR="0">
+            <wp:extent cx="4468495" cy="1812925"/>
+            <wp:effectExtent l="19050" t="0" r="8255" b="0"/>
+            <wp:docPr id="92" name="Рисунок 92"/>
+            <wp:cNvGraphicFramePr>
+              <a:graphicFrameLocks xmlns:a="http://schemas.openxmlformats.org/drawingml/2006/main" noChangeAspect="1"/>
+            </wp:cNvGraphicFramePr>
+            <a:graphic xmlns:a="http://schemas.openxmlformats.org/drawingml/2006/main">
+              <a:graphicData uri="http://schemas.openxmlformats.org/drawingml/2006/picture">
+                <pic:pic xmlns:pic="http://schemas.openxmlformats.org/drawingml/2006/picture">
+                  <pic:nvPicPr>
+                    <pic:cNvPr id="0" name="Picture 92"/>
+                    <pic:cNvPicPr>
+                      <a:picLocks noChangeAspect="1" noChangeArrowheads="1"/>
+                    </pic:cNvPicPr>
+                  </pic:nvPicPr>
+                  <pic:blipFill>
+                    <a:blip r:embed="rId70" cstate="print"/>
+                    <a:srcRect/>
+                    <a:stretch>
+                      <a:fillRect/>
+                    </a:stretch>
+                  </pic:blipFill>
+                  <pic:spPr bwMode="auto">
+                    <a:xfrm>
+                      <a:off x="0" y="0"/>
+                      <a:ext cx="4468495" cy="1812925"/>
+                    </a:xfrm>
+                    <a:prstGeom prst="rect">
+                      <a:avLst/>
+                    </a:prstGeom>
+                    <a:noFill/>
+                    <a:ln w="9525">
+                      <a:noFill/>
+                      <a:miter lim="800000"/>
+                      <a:headEnd/>
+                      <a:tailEnd/>
+                    </a:ln>
+                  </pic:spPr>
+                </pic:pic>
+              </a:graphicData>
+            </a:graphic>
+          </wp:inline>
+        </w:drawing>
+      </w:r>
+    </w:p>
+    <w:p>
+      <w:pPr>
+        <w:rPr>
+          <w:lang w:val="en-US"/>
+        </w:rPr>
+      </w:pPr>
+      <w:r>
+        <w:t>Копируем ключ чере</w:t>
+      </w:r>
+      <w:r>
+        <w:rPr>
+          <w:lang w:val="en-US"/>
+        </w:rPr>
+        <w:t>p</w:t>
+      </w:r>
+      <w:r>
+        <w:t xml:space="preserve"> линуксное окружение </w:t>
+      </w:r>
+    </w:p>
+    <w:p>
+      <w:r>
+        <w:t>Открываем текстовый редактор</w:t>
+      </w:r>
+    </w:p>
+    <w:p>
+      <w:r>
+        <w:rPr>
+          <w:noProof/>
+          <w:lang w:eastAsia="ru-RU"/>
+        </w:rPr>
+        <w:drawing>
+          <wp:inline distT="0" distB="0" distL="0" distR="0">
+            <wp:extent cx="5940425" cy="424492"/>
+            <wp:effectExtent l="19050" t="0" r="3175" b="0"/>
+            <wp:docPr id="110" name="Рисунок 110"/>
+            <wp:cNvGraphicFramePr>
+              <a:graphicFrameLocks xmlns:a="http://schemas.openxmlformats.org/drawingml/2006/main" noChangeAspect="1"/>
+            </wp:cNvGraphicFramePr>
+            <a:graphic xmlns:a="http://schemas.openxmlformats.org/drawingml/2006/main">
+              <a:graphicData uri="http://schemas.openxmlformats.org/drawingml/2006/picture">
+                <pic:pic xmlns:pic="http://schemas.openxmlformats.org/drawingml/2006/picture">
+                  <pic:nvPicPr>
+                    <pic:cNvPr id="0" name="Picture 110"/>
+                    <pic:cNvPicPr>
+                      <a:picLocks noChangeAspect="1" noChangeArrowheads="1"/>
+                    </pic:cNvPicPr>
+                  </pic:nvPicPr>
+                  <pic:blipFill>
+                    <a:blip r:embed="rId71" cstate="print"/>
+                    <a:srcRect/>
+                    <a:stretch>
+                      <a:fillRect/>
+                    </a:stretch>
+                  </pic:blipFill>
+                  <pic:spPr bwMode="auto">
+                    <a:xfrm>
+                      <a:off x="0" y="0"/>
+                      <a:ext cx="5940425" cy="424492"/>
+                    </a:xfrm>
+                    <a:prstGeom prst="rect">
+                      <a:avLst/>
+                    </a:prstGeom>
+                    <a:noFill/>
+                    <a:ln w="9525">
+                      <a:noFill/>
+                      <a:miter lim="800000"/>
+                      <a:headEnd/>
+                      <a:tailEnd/>
+                    </a:ln>
+                  </pic:spPr>
+                </pic:pic>
+              </a:graphicData>
+            </a:graphic>
+          </wp:inline>
+        </w:drawing>
+      </w:r>
+    </w:p>
+    <w:p>
+      <w:r>
+        <w:t>И в этот файл вставляем ключ</w:t>
+      </w:r>
+    </w:p>
+    <w:p>
+      <w:r>
+        <w:rPr>
+          <w:noProof/>
+          <w:lang w:eastAsia="ru-RU"/>
+        </w:rPr>
+        <w:drawing>
+          <wp:inline distT="0" distB="0" distL="0" distR="0">
+            <wp:extent cx="5940425" cy="1570703"/>
+            <wp:effectExtent l="19050" t="0" r="3175" b="0"/>
+            <wp:docPr id="107" name="Рисунок 107"/>
+            <wp:cNvGraphicFramePr>
+              <a:graphicFrameLocks xmlns:a="http://schemas.openxmlformats.org/drawingml/2006/main" noChangeAspect="1"/>
+            </wp:cNvGraphicFramePr>
+            <a:graphic xmlns:a="http://schemas.openxmlformats.org/drawingml/2006/main">
+              <a:graphicData uri="http://schemas.openxmlformats.org/drawingml/2006/picture">
+                <pic:pic xmlns:pic="http://schemas.openxmlformats.org/drawingml/2006/picture">
+                  <pic:nvPicPr>
+                    <pic:cNvPr id="0" name="Picture 107"/>
+                    <pic:cNvPicPr>
+                      <a:picLocks noChangeAspect="1" noChangeArrowheads="1"/>
+                    </pic:cNvPicPr>
+                  </pic:nvPicPr>
+                  <pic:blipFill>
+                    <a:blip r:embed="rId72" cstate="print"/>
+                    <a:srcRect/>
+                    <a:stretch>
+                      <a:fillRect/>
+                    </a:stretch>
+                  </pic:blipFill>
+                  <pic:spPr bwMode="auto">
+                    <a:xfrm>
+                      <a:off x="0" y="0"/>
+                      <a:ext cx="5940425" cy="1570703"/>
+                    </a:xfrm>
+                    <a:prstGeom prst="rect">
+                      <a:avLst/>
+                    </a:prstGeom>
+                    <a:noFill/>
+                    <a:ln w="9525">
+                      <a:noFill/>
+                      <a:miter lim="800000"/>
+                      <a:headEnd/>
+                      <a:tailEnd/>
+                    </a:ln>
+                  </pic:spPr>
+                </pic:pic>
+              </a:graphicData>
+            </a:graphic>
+          </wp:inline>
+        </w:drawing>
+      </w:r>
+    </w:p>
+    <w:p>
+      <w:r>
+        <w:t>Добавляем ключ в автоизованнные ключи и проверяем добавился или нет</w:t>
+      </w:r>
+    </w:p>
+    <w:p>
+      <w:r>
+        <w:rPr>
+          <w:noProof/>
+          <w:lang w:eastAsia="ru-RU"/>
+        </w:rPr>
+        <w:drawing>
+          <wp:inline distT="0" distB="0" distL="0" distR="0">
+            <wp:extent cx="5940425" cy="663669"/>
+            <wp:effectExtent l="19050" t="0" r="3175" b="0"/>
+            <wp:docPr id="113" name="Рисунок 113"/>
+            <wp:cNvGraphicFramePr>
+              <a:graphicFrameLocks xmlns:a="http://schemas.openxmlformats.org/drawingml/2006/main" noChangeAspect="1"/>
+            </wp:cNvGraphicFramePr>
+            <a:graphic xmlns:a="http://schemas.openxmlformats.org/drawingml/2006/main">
+              <a:graphicData uri="http://schemas.openxmlformats.org/drawingml/2006/picture">
+                <pic:pic xmlns:pic="http://schemas.openxmlformats.org/drawingml/2006/picture">
+                  <pic:nvPicPr>
+                    <pic:cNvPr id="0" name="Picture 113"/>
+                    <pic:cNvPicPr>
+                      <a:picLocks noChangeAspect="1" noChangeArrowheads="1"/>
+                    </pic:cNvPicPr>
+                  </pic:nvPicPr>
+                  <pic:blipFill>
+                    <a:blip r:embed="rId73" cstate="print"/>
+                    <a:srcRect/>
+                    <a:stretch>
+                      <a:fillRect/>
+                    </a:stretch>
+                  </pic:blipFill>
+                  <pic:spPr bwMode="auto">
+                    <a:xfrm>
+                      <a:off x="0" y="0"/>
+                      <a:ext cx="5940425" cy="663669"/>
+                    </a:xfrm>
+                    <a:prstGeom prst="rect">
+                      <a:avLst/>
+                    </a:prstGeom>
+                    <a:noFill/>
+                    <a:ln w="9525">
+                      <a:noFill/>
+                      <a:miter lim="800000"/>
+                      <a:headEnd/>
+                      <a:tailEnd/>
+                    </a:ln>
+                  </pic:spPr>
+                </pic:pic>
+              </a:graphicData>
+            </a:graphic>
+          </wp:inline>
+        </w:drawing>
+      </w:r>
+    </w:p>
+    <w:p>
+      <w:r>
+        <w:rPr>
+          <w:noProof/>
+          <w:lang w:eastAsia="ru-RU"/>
+        </w:rPr>
+        <w:drawing>
+          <wp:inline distT="0" distB="0" distL="0" distR="0">
+            <wp:extent cx="6365848" cy="1480093"/>
+            <wp:effectExtent l="19050" t="0" r="0" b="0"/>
+            <wp:docPr id="122" name="Рисунок 122"/>
+            <wp:cNvGraphicFramePr>
+              <a:graphicFrameLocks xmlns:a="http://schemas.openxmlformats.org/drawingml/2006/main" noChangeAspect="1"/>
+            </wp:cNvGraphicFramePr>
+            <a:graphic xmlns:a="http://schemas.openxmlformats.org/drawingml/2006/main">
+              <a:graphicData uri="http://schemas.openxmlformats.org/drawingml/2006/picture">
+                <pic:pic xmlns:pic="http://schemas.openxmlformats.org/drawingml/2006/picture">
+                  <pic:nvPicPr>
+                    <pic:cNvPr id="0" name="Picture 122"/>
+                    <pic:cNvPicPr>
+                      <a:picLocks noChangeAspect="1" noChangeArrowheads="1"/>
+                    </pic:cNvPicPr>
+                  </pic:nvPicPr>
+                  <pic:blipFill>
+                    <a:blip r:embed="rId74" cstate="print"/>
+                    <a:srcRect/>
+                    <a:stretch>
+                      <a:fillRect/>
+                    </a:stretch>
+                  </pic:blipFill>
+                  <pic:spPr bwMode="auto">
+                    <a:xfrm>
+                      <a:off x="0" y="0"/>
+                      <a:ext cx="6369620" cy="1480970"/>
+                    </a:xfrm>
+                    <a:prstGeom prst="rect">
+                      <a:avLst/>
+                    </a:prstGeom>
+                    <a:noFill/>
+                    <a:ln w="9525">
+                      <a:noFill/>
+                      <a:miter lim="800000"/>
+                      <a:headEnd/>
+                      <a:tailEnd/>
+                    </a:ln>
+                  </pic:spPr>
+                </pic:pic>
+              </a:graphicData>
+            </a:graphic>
+          </wp:inline>
+        </w:drawing>
+      </w:r>
+    </w:p>
+    <w:p>
+      <w:r>
+        <w:rPr>
+          <w:noProof/>
+          <w:lang w:eastAsia="ru-RU"/>
+        </w:rPr>
+        <w:lastRenderedPageBreak/>
+        <w:drawing>
+          <wp:inline distT="0" distB="0" distL="0" distR="0">
+            <wp:extent cx="3275965" cy="2361565"/>
+            <wp:effectExtent l="19050" t="0" r="635" b="0"/>
+            <wp:docPr id="119" name="Рисунок 119"/>
+            <wp:cNvGraphicFramePr>
+              <a:graphicFrameLocks xmlns:a="http://schemas.openxmlformats.org/drawingml/2006/main" noChangeAspect="1"/>
+            </wp:cNvGraphicFramePr>
+            <a:graphic xmlns:a="http://schemas.openxmlformats.org/drawingml/2006/main">
+              <a:graphicData uri="http://schemas.openxmlformats.org/drawingml/2006/picture">
+                <pic:pic xmlns:pic="http://schemas.openxmlformats.org/drawingml/2006/picture">
+                  <pic:nvPicPr>
+                    <pic:cNvPr id="0" name="Picture 119"/>
+                    <pic:cNvPicPr>
+                      <a:picLocks noChangeAspect="1" noChangeArrowheads="1"/>
+                    </pic:cNvPicPr>
+                  </pic:nvPicPr>
+                  <pic:blipFill>
+                    <a:blip r:embed="rId75" cstate="print"/>
+                    <a:srcRect/>
+                    <a:stretch>
+                      <a:fillRect/>
+                    </a:stretch>
+                  </pic:blipFill>
+                  <pic:spPr bwMode="auto">
+                    <a:xfrm>
+                      <a:off x="0" y="0"/>
+                      <a:ext cx="3275965" cy="2361565"/>
+                    </a:xfrm>
+                    <a:prstGeom prst="rect">
+                      <a:avLst/>
+                    </a:prstGeom>
+                    <a:noFill/>
+                    <a:ln w="9525">
+                      <a:noFill/>
+                      <a:miter lim="800000"/>
+                      <a:headEnd/>
+                      <a:tailEnd/>
+                    </a:ln>
+                  </pic:spPr>
+                </pic:pic>
+              </a:graphicData>
+            </a:graphic>
+          </wp:inline>
+        </w:drawing>
+      </w:r>
+    </w:p>
+    <w:p>
+      <w:r>
+        <w:t xml:space="preserve">Запускаем </w:t>
+      </w:r>
+      <w:r>
+        <w:rPr>
+          <w:lang w:val="en-US"/>
+        </w:rPr>
+        <w:t>pegant</w:t>
+      </w:r>
+      <w:r>
+        <w:t xml:space="preserve"> и он автоматически повляется на панель задачь как маленький значок при раскрытии стрелки</w:t>
+      </w:r>
+    </w:p>
+    <w:p>
+      <w:r>
+        <w:rPr>
+          <w:noProof/>
+          <w:lang w:eastAsia="ru-RU"/>
+        </w:rPr>
+        <w:drawing>
+          <wp:inline distT="0" distB="0" distL="0" distR="0">
+            <wp:extent cx="4603750" cy="2083435"/>
+            <wp:effectExtent l="19050" t="0" r="6350" b="0"/>
+            <wp:docPr id="116" name="Рисунок 116"/>
+            <wp:cNvGraphicFramePr>
+              <a:graphicFrameLocks xmlns:a="http://schemas.openxmlformats.org/drawingml/2006/main" noChangeAspect="1"/>
+            </wp:cNvGraphicFramePr>
+            <a:graphic xmlns:a="http://schemas.openxmlformats.org/drawingml/2006/main">
+              <a:graphicData uri="http://schemas.openxmlformats.org/drawingml/2006/picture">
+                <pic:pic xmlns:pic="http://schemas.openxmlformats.org/drawingml/2006/picture">
+                  <pic:nvPicPr>
+                    <pic:cNvPr id="0" name="Picture 116"/>
+                    <pic:cNvPicPr>
+                      <a:picLocks noChangeAspect="1" noChangeArrowheads="1"/>
+                    </pic:cNvPicPr>
+                  </pic:nvPicPr>
+                  <pic:blipFill>
+                    <a:blip r:embed="rId76" cstate="print"/>
+                    <a:srcRect/>
+                    <a:stretch>
+                      <a:fillRect/>
+                    </a:stretch>
+                  </pic:blipFill>
+                  <pic:spPr bwMode="auto">
+                    <a:xfrm>
+                      <a:off x="0" y="0"/>
+                      <a:ext cx="4603750" cy="2083435"/>
+                    </a:xfrm>
+                    <a:prstGeom prst="rect">
+                      <a:avLst/>
+                    </a:prstGeom>
+                    <a:noFill/>
+                    <a:ln w="9525">
+                      <a:noFill/>
+                      <a:miter lim="800000"/>
+                      <a:headEnd/>
+                      <a:tailEnd/>
+                    </a:ln>
+                  </pic:spPr>
+                </pic:pic>
+              </a:graphicData>
+            </a:graphic>
+          </wp:inline>
+        </w:drawing>
+      </w:r>
+    </w:p>
+    <w:p>
+      <w:r>
+        <w:t>Вызываем контекстное меню</w:t>
+      </w:r>
+    </w:p>
+    <w:p>
+      <w:r>
+        <w:rPr>
+          <w:noProof/>
+          <w:lang w:eastAsia="ru-RU"/>
+        </w:rPr>
+        <w:drawing>
+          <wp:inline distT="0" distB="0" distL="0" distR="0">
+            <wp:extent cx="2934335" cy="1987550"/>
+            <wp:effectExtent l="19050" t="0" r="0" b="0"/>
+            <wp:docPr id="125" name="Рисунок 125"/>
+            <wp:cNvGraphicFramePr>
+              <a:graphicFrameLocks xmlns:a="http://schemas.openxmlformats.org/drawingml/2006/main" noChangeAspect="1"/>
+            </wp:cNvGraphicFramePr>
+            <a:graphic xmlns:a="http://schemas.openxmlformats.org/drawingml/2006/main">
+              <a:graphicData uri="http://schemas.openxmlformats.org/drawingml/2006/picture">
+                <pic:pic xmlns:pic="http://schemas.openxmlformats.org/drawingml/2006/picture">
+                  <pic:nvPicPr>
+                    <pic:cNvPr id="0" name="Picture 125"/>
+                    <pic:cNvPicPr>
+                      <a:picLocks noChangeAspect="1" noChangeArrowheads="1"/>
+                    </pic:cNvPicPr>
+                  </pic:nvPicPr>
+                  <pic:blipFill>
+                    <a:blip r:embed="rId77" cstate="print"/>
+                    <a:srcRect/>
+                    <a:stretch>
+                      <a:fillRect/>
+                    </a:stretch>
+                  </pic:blipFill>
+                  <pic:spPr bwMode="auto">
+                    <a:xfrm>
+                      <a:off x="0" y="0"/>
+                      <a:ext cx="2934335" cy="1987550"/>
+                    </a:xfrm>
+                    <a:prstGeom prst="rect">
+                      <a:avLst/>
+                    </a:prstGeom>
+                    <a:noFill/>
+                    <a:ln w="9525">
+                      <a:noFill/>
+                      <a:miter lim="800000"/>
+                      <a:headEnd/>
+                      <a:tailEnd/>
+                    </a:ln>
+                  </pic:spPr>
+                </pic:pic>
+              </a:graphicData>
+            </a:graphic>
+          </wp:inline>
+        </w:drawing>
+      </w:r>
+    </w:p>
+    <w:p>
+      <w:r>
+        <w:t xml:space="preserve">Открывается ключ в формате </w:t>
+      </w:r>
+      <w:r>
+        <w:rPr>
+          <w:lang w:val="en-US"/>
+        </w:rPr>
+        <w:t>ppk</w:t>
+      </w:r>
+    </w:p>
+    <w:p>
+      <w:r>
+        <w:rPr>
+          <w:noProof/>
+          <w:lang w:eastAsia="ru-RU"/>
+        </w:rPr>
+        <w:drawing>
+          <wp:inline distT="0" distB="0" distL="0" distR="0">
+            <wp:extent cx="2200582" cy="762106"/>
+            <wp:effectExtent l="19050" t="0" r="9218" b="0"/>
+            <wp:docPr id="55" name="Рисунок 54" descr="Screenshot 2026-03-05 011830.png"/>
+            <wp:cNvGraphicFramePr>
+              <a:graphicFrameLocks xmlns:a="http://schemas.openxmlformats.org/drawingml/2006/main" noChangeAspect="1"/>
+            </wp:cNvGraphicFramePr>
+            <a:graphic xmlns:a="http://schemas.openxmlformats.org/drawingml/2006/main">
+              <a:graphicData uri="http://schemas.openxmlformats.org/drawingml/2006/picture">
+                <pic:pic xmlns:pic="http://schemas.openxmlformats.org/drawingml/2006/picture">
+                  <pic:nvPicPr>
+                    <pic:cNvPr id="0" name="Screenshot 2026-03-05 011830.png"/>
+                    <pic:cNvPicPr/>
+                  </pic:nvPicPr>
+                  <pic:blipFill>
+                    <a:blip r:embed="rId78" cstate="print"/>
+                    <a:stretch>
+                      <a:fillRect/>
+                    </a:stretch>
+                  </pic:blipFill>
+                  <pic:spPr>
+                    <a:xfrm>
+                      <a:off x="0" y="0"/>
+                      <a:ext cx="2200582" cy="762106"/>
+                    </a:xfrm>
+                    <a:prstGeom prst="rect">
+                      <a:avLst/>
+                    </a:prstGeom>
+                  </pic:spPr>
+                </pic:pic>
+              </a:graphicData>
+            </a:graphic>
+          </wp:inline>
+        </w:drawing>
+      </w:r>
+    </w:p>
+    <w:p>
+      <w:r>
+        <w:lastRenderedPageBreak/>
+        <w:t>Проверяем открылся ли ключ</w:t>
+      </w:r>
+    </w:p>
+    <w:p>
+      <w:r>
+        <w:rPr>
+          <w:noProof/>
+          <w:lang w:eastAsia="ru-RU"/>
+        </w:rPr>
+        <w:drawing>
+          <wp:inline distT="0" distB="0" distL="0" distR="0">
+            <wp:extent cx="2743200" cy="771525"/>
+            <wp:effectExtent l="19050" t="0" r="0" b="0"/>
+            <wp:docPr id="131" name="Рисунок 131"/>
+            <wp:cNvGraphicFramePr>
+              <a:graphicFrameLocks xmlns:a="http://schemas.openxmlformats.org/drawingml/2006/main" noChangeAspect="1"/>
+            </wp:cNvGraphicFramePr>
+            <a:graphic xmlns:a="http://schemas.openxmlformats.org/drawingml/2006/main">
+              <a:graphicData uri="http://schemas.openxmlformats.org/drawingml/2006/picture">
+                <pic:pic xmlns:pic="http://schemas.openxmlformats.org/drawingml/2006/picture">
+                  <pic:nvPicPr>
+                    <pic:cNvPr id="0" name="Picture 131"/>
+                    <pic:cNvPicPr>
+                      <a:picLocks noChangeAspect="1" noChangeArrowheads="1"/>
+                    </pic:cNvPicPr>
+                  </pic:nvPicPr>
+                  <pic:blipFill>
+                    <a:blip r:embed="rId79" cstate="print"/>
+                    <a:srcRect/>
+                    <a:stretch>
+                      <a:fillRect/>
+                    </a:stretch>
+                  </pic:blipFill>
+                  <pic:spPr bwMode="auto">
+                    <a:xfrm>
+                      <a:off x="0" y="0"/>
+                      <a:ext cx="2743200" cy="771525"/>
+                    </a:xfrm>
+                    <a:prstGeom prst="rect">
+                      <a:avLst/>
+                    </a:prstGeom>
+                    <a:noFill/>
+                    <a:ln w="9525">
+                      <a:noFill/>
+                      <a:miter lim="800000"/>
+                      <a:headEnd/>
+                      <a:tailEnd/>
+                    </a:ln>
+                  </pic:spPr>
+                </pic:pic>
+              </a:graphicData>
+            </a:graphic>
+          </wp:inline>
+        </w:drawing>
+      </w:r>
+    </w:p>
+    <w:p>
+      <w:r>
+        <w:t>открылся</w:t>
+      </w:r>
+    </w:p>
+    <w:p>
+      <w:r>
+        <w:rPr>
+          <w:noProof/>
+          <w:lang w:eastAsia="ru-RU"/>
+        </w:rPr>
+        <w:drawing>
+          <wp:inline distT="0" distB="0" distL="0" distR="0">
+            <wp:extent cx="5940425" cy="1002051"/>
+            <wp:effectExtent l="19050" t="0" r="3175" b="0"/>
+            <wp:docPr id="128" name="Рисунок 128"/>
+            <wp:cNvGraphicFramePr>
+              <a:graphicFrameLocks xmlns:a="http://schemas.openxmlformats.org/drawingml/2006/main" noChangeAspect="1"/>
+            </wp:cNvGraphicFramePr>
+            <a:graphic xmlns:a="http://schemas.openxmlformats.org/drawingml/2006/main">
+              <a:graphicData uri="http://schemas.openxmlformats.org/drawingml/2006/picture">
+                <pic:pic xmlns:pic="http://schemas.openxmlformats.org/drawingml/2006/picture">
+                  <pic:nvPicPr>
+                    <pic:cNvPr id="0" name="Picture 128"/>
+                    <pic:cNvPicPr>
+                      <a:picLocks noChangeAspect="1" noChangeArrowheads="1"/>
+                    </pic:cNvPicPr>
+                  </pic:nvPicPr>
+                  <pic:blipFill>
+                    <a:blip r:embed="rId80" cstate="print"/>
+                    <a:srcRect/>
+                    <a:stretch>
+                      <a:fillRect/>
+                    </a:stretch>
+                  </pic:blipFill>
+                  <pic:spPr bwMode="auto">
+                    <a:xfrm>
+                      <a:off x="0" y="0"/>
+                      <a:ext cx="5940425" cy="1002051"/>
+                    </a:xfrm>
+                    <a:prstGeom prst="rect">
+                      <a:avLst/>
+                    </a:prstGeom>
+                    <a:noFill/>
+                    <a:ln w="9525">
+                      <a:noFill/>
+                      <a:miter lim="800000"/>
+                      <a:headEnd/>
+                      <a:tailEnd/>
+                    </a:ln>
+                  </pic:spPr>
+                </pic:pic>
+              </a:graphicData>
+            </a:graphic>
+          </wp:inline>
+        </w:drawing>
+      </w:r>
+    </w:p>
+    <w:p>
+      <w:r>
+        <w:t>Устанавливаем новую сессию</w:t>
+      </w:r>
+    </w:p>
+    <w:p>
+      <w:r>
+        <w:rPr>
+          <w:noProof/>
+          <w:lang w:eastAsia="ru-RU"/>
+        </w:rPr>
+        <w:drawing>
+          <wp:inline distT="0" distB="0" distL="0" distR="0">
+            <wp:extent cx="2950210" cy="668020"/>
+            <wp:effectExtent l="19050" t="0" r="2540" b="0"/>
+            <wp:docPr id="134" name="Рисунок 134"/>
+            <wp:cNvGraphicFramePr>
+              <a:graphicFrameLocks xmlns:a="http://schemas.openxmlformats.org/drawingml/2006/main" noChangeAspect="1"/>
+            </wp:cNvGraphicFramePr>
+            <a:graphic xmlns:a="http://schemas.openxmlformats.org/drawingml/2006/main">
+              <a:graphicData uri="http://schemas.openxmlformats.org/drawingml/2006/picture">
+                <pic:pic xmlns:pic="http://schemas.openxmlformats.org/drawingml/2006/picture">
+                  <pic:nvPicPr>
+                    <pic:cNvPr id="0" name="Picture 134"/>
+                    <pic:cNvPicPr>
+                      <a:picLocks noChangeAspect="1" noChangeArrowheads="1"/>
+                    </pic:cNvPicPr>
+                  </pic:nvPicPr>
+                  <pic:blipFill>
+                    <a:blip r:embed="rId81" cstate="print"/>
+                    <a:srcRect/>
+                    <a:stretch>
+                      <a:fillRect/>
+                    </a:stretch>
+                  </pic:blipFill>
+                  <pic:spPr bwMode="auto">
+                    <a:xfrm>
+                      <a:off x="0" y="0"/>
+                      <a:ext cx="2950210" cy="668020"/>
+                    </a:xfrm>
+                    <a:prstGeom prst="rect">
+                      <a:avLst/>
+                    </a:prstGeom>
+                    <a:noFill/>
+                    <a:ln w="9525">
+                      <a:noFill/>
+                      <a:miter lim="800000"/>
+                      <a:headEnd/>
+                      <a:tailEnd/>
+                    </a:ln>
+                  </pic:spPr>
+                </pic:pic>
+              </a:graphicData>
+            </a:graphic>
+          </wp:inline>
+        </w:drawing>
+      </w:r>
+    </w:p>
+    <w:p>
+      <w:pPr>
+        <w:rPr>
+          <w:lang w:val="en-US"/>
+        </w:rPr>
+      </w:pPr>
+      <w:r>
+        <w:rPr>
+          <w:noProof/>
+          <w:lang w:eastAsia="ru-RU"/>
+        </w:rPr>
+        <w:drawing>
+          <wp:inline distT="0" distB="0" distL="0" distR="0">
+            <wp:extent cx="4206240" cy="1598295"/>
+            <wp:effectExtent l="19050" t="0" r="3810" b="0"/>
+            <wp:docPr id="137" name="Рисунок 137"/>
+            <wp:cNvGraphicFramePr>
+              <a:graphicFrameLocks xmlns:a="http://schemas.openxmlformats.org/drawingml/2006/main" noChangeAspect="1"/>
+            </wp:cNvGraphicFramePr>
+            <a:graphic xmlns:a="http://schemas.openxmlformats.org/drawingml/2006/main">
+              <a:graphicData uri="http://schemas.openxmlformats.org/drawingml/2006/picture">
+                <pic:pic xmlns:pic="http://schemas.openxmlformats.org/drawingml/2006/picture">
+                  <pic:nvPicPr>
+                    <pic:cNvPr id="0" name="Picture 137"/>
+                    <pic:cNvPicPr>
+                      <a:picLocks noChangeAspect="1" noChangeArrowheads="1"/>
+                    </pic:cNvPicPr>
+                  </pic:nvPicPr>
+                  <pic:blipFill>
+                    <a:blip r:embed="rId82" cstate="print"/>
+                    <a:srcRect/>
+                    <a:stretch>
+                      <a:fillRect/>
+                    </a:stretch>
+                  </pic:blipFill>
+                  <pic:spPr bwMode="auto">
+                    <a:xfrm>
+                      <a:off x="0" y="0"/>
+                      <a:ext cx="4206240" cy="1598295"/>
+                    </a:xfrm>
+                    <a:prstGeom prst="rect">
+                      <a:avLst/>
+                    </a:prstGeom>
+                    <a:noFill/>
+                    <a:ln w="9525">
+                      <a:noFill/>
+                      <a:miter lim="800000"/>
+                      <a:headEnd/>
+                      <a:tailEnd/>
+                    </a:ln>
+                  </pic:spPr>
+                </pic:pic>
+              </a:graphicData>
+            </a:graphic>
+          </wp:inline>
+        </w:drawing>
+      </w:r>
+    </w:p>
+    <w:p>
+      <w:pPr>
+        <w:rPr>
+          <w:lang w:val="en-US"/>
+        </w:rPr>
+      </w:pPr>
+      <w:r>
+        <w:t xml:space="preserve"> Не получается подключиться9</w:t>
+      </w:r>
+    </w:p>
+    <w:p>
+      <w:r>
+        <w:rPr>
+          <w:noProof/>
+          <w:lang w:eastAsia="ru-RU"/>
+        </w:rPr>
+        <w:drawing>
+          <wp:inline distT="0" distB="0" distL="0" distR="0">
+            <wp:extent cx="4031615" cy="2544445"/>
+            <wp:effectExtent l="19050" t="0" r="6985" b="0"/>
+            <wp:docPr id="140" name="Рисунок 140"/>
+            <wp:cNvGraphicFramePr>
+              <a:graphicFrameLocks xmlns:a="http://schemas.openxmlformats.org/drawingml/2006/main" noChangeAspect="1"/>
+            </wp:cNvGraphicFramePr>
+            <a:graphic xmlns:a="http://schemas.openxmlformats.org/drawingml/2006/main">
+              <a:graphicData uri="http://schemas.openxmlformats.org/drawingml/2006/picture">
+                <pic:pic xmlns:pic="http://schemas.openxmlformats.org/drawingml/2006/picture">
+                  <pic:nvPicPr>
+                    <pic:cNvPr id="0" name="Picture 140"/>
+                    <pic:cNvPicPr>
+                      <a:picLocks noChangeAspect="1" noChangeArrowheads="1"/>
+                    </pic:cNvPicPr>
+                  </pic:nvPicPr>
+                  <pic:blipFill>
+                    <a:blip r:embed="rId83" cstate="print"/>
+                    <a:srcRect/>
+                    <a:stretch>
+                      <a:fillRect/>
+                    </a:stretch>
+                  </pic:blipFill>
+                  <pic:spPr bwMode="auto">
+                    <a:xfrm>
+                      <a:off x="0" y="0"/>
+                      <a:ext cx="4031615" cy="2544445"/>
+                    </a:xfrm>
+                    <a:prstGeom prst="rect">
+                      <a:avLst/>
+                    </a:prstGeom>
+                    <a:noFill/>
+                    <a:ln w="9525">
+                      <a:noFill/>
+                      <a:miter lim="800000"/>
+                      <a:headEnd/>
+                      <a:tailEnd/>
+                    </a:ln>
+                  </pic:spPr>
+                </pic:pic>
+              </a:graphicData>
+            </a:graphic>
+          </wp:inline>
+        </w:drawing>
+      </w:r>
+    </w:p>
     <w:p/>
     <w:p/>
     <w:p/>
@@ -1446,6 +5099,28 @@
       <w:szCs w:val="26"/>
     </w:rPr>
   </w:style>
+  <w:style w:type="paragraph" w:styleId="3">
+    <w:name w:val="heading 3"/>
+    <w:basedOn w:val="a"/>
+    <w:next w:val="a"/>
+    <w:link w:val="30"/>
+    <w:uiPriority w:val="9"/>
+    <w:unhideWhenUsed/>
+    <w:qFormat/>
+    <w:rsid w:val="007F3F22"/>
+    <w:pPr>
+      <w:keepNext/>
+      <w:keepLines/>
+      <w:spacing w:before="200" w:after="0"/>
+      <w:outlineLvl w:val="2"/>
+    </w:pPr>
+    <w:rPr>
+      <w:rFonts w:asciiTheme="majorHAnsi" w:eastAsiaTheme="majorEastAsia" w:hAnsiTheme="majorHAnsi" w:cstheme="majorBidi"/>
+      <w:b/>
+      <w:bCs/>
+      <w:color w:val="4F81BD" w:themeColor="accent1"/>
+    </w:rPr>
+  </w:style>
   <w:style w:type="character" w:default="1" w:styleId="a0">
     <w:name w:val="Default Paragraph Font"/>
     <w:uiPriority w:val="1"/>
@@ -1579,6 +5254,19 @@
       <w:color w:val="4F81BD" w:themeColor="accent1"/>
       <w:sz w:val="26"/>
       <w:szCs w:val="26"/>
+    </w:rPr>
+  </w:style>
+  <w:style w:type="character" w:customStyle="1" w:styleId="30">
+    <w:name w:val="Заголовок 3 Знак"/>
+    <w:basedOn w:val="a0"/>
+    <w:link w:val="3"/>
+    <w:uiPriority w:val="9"/>
+    <w:rsid w:val="007F3F22"/>
+    <w:rPr>
+      <w:rFonts w:asciiTheme="majorHAnsi" w:eastAsiaTheme="majorEastAsia" w:hAnsiTheme="majorHAnsi" w:cstheme="majorBidi"/>
+      <w:b/>
+      <w:bCs/>
+      <w:color w:val="4F81BD" w:themeColor="accent1"/>
     </w:rPr>
   </w:style>
 </w:styles>
@@ -1865,4 +5553,16 @@
   <a:objectDefaults/>
   <a:extraClrSchemeLst/>
 </a:theme>
+</file>
+
+<file path=customXml/item1.xml><?xml version="1.0" encoding="utf-8"?>
+<b:Sources xmlns:b="http://schemas.openxmlformats.org/officeDocument/2006/bibliography" xmlns="http://schemas.openxmlformats.org/officeDocument/2006/bibliography" SelectedStyle="\APA.XSL" StyleName="APA"/>
+</file>
+
+<file path=customXml/itemProps1.xml><?xml version="1.0" encoding="utf-8"?>
+<ds:datastoreItem xmlns:ds="http://schemas.openxmlformats.org/officeDocument/2006/customXml" ds:itemID="{942480BE-F20B-4CD7-B97D-66623EE44412}">
+  <ds:schemaRefs>
+    <ds:schemaRef ds:uri="http://schemas.openxmlformats.org/officeDocument/2006/bibliography"/>
+  </ds:schemaRefs>
+</ds:datastoreItem>
 </file>